--- a/Documents/TP4_Phase2_Prototype.docx
+++ b/Documents/TP4_Phase2_Prototype.docx
@@ -35,6 +35,20 @@
         </w:rPr>
         <w:t>de l’équipe :</w:t>
       </w:r>
+      <w:r>
+        <w:rPr>
+          <w:lang w:val="fr-CA"/>
+        </w:rPr>
+        <w:t xml:space="preserve"> Thomas Lajoie et Mirko </w:t>
+      </w:r>
+      <w:proofErr w:type="spellStart"/>
+      <w:r>
+        <w:rPr>
+          <w:lang w:val="fr-CA"/>
+        </w:rPr>
+        <w:t>Brlek</w:t>
+      </w:r>
+      <w:proofErr w:type="spellEnd"/>
     </w:p>
     <w:p>
       <w:pPr>
@@ -47,6 +61,12 @@
           <w:lang w:val="fr-CA"/>
         </w:rPr>
         <w:t xml:space="preserve">Groupe : </w:t>
+      </w:r>
+      <w:r>
+        <w:rPr>
+          <w:lang w:val="fr-CA"/>
+        </w:rPr>
+        <w:t>1010</w:t>
       </w:r>
     </w:p>
     <w:p>
@@ -132,11 +152,6 @@
           <w:lang w:val="fr-CA"/>
         </w:rPr>
         <w:br/>
-      </w:r>
-      <w:r>
-        <w:rPr>
-          <w:lang w:val="fr-CA"/>
-        </w:rPr>
         <w:t>- Contexte d’utilisation</w:t>
       </w:r>
       <w:r>
@@ -212,6 +227,231 @@
     </w:p>
     <w:p>
       <w:pPr>
+        <w:rPr>
+          <w:lang w:val="fr-CA"/>
+        </w:rPr>
+      </w:pPr>
+    </w:p>
+    <w:p>
+      <w:pPr>
+        <w:pStyle w:val="Paragraphedeliste"/>
+        <w:numPr>
+          <w:ilvl w:val="0"/>
+          <w:numId w:val="10"/>
+        </w:numPr>
+        <w:rPr>
+          <w:lang w:val="fr-CA"/>
+        </w:rPr>
+      </w:pPr>
+      <w:r>
+        <w:rPr>
+          <w:lang w:val="fr-CA"/>
+        </w:rPr>
+        <w:t>L’application débute sur la page d’accueil</w:t>
+      </w:r>
+    </w:p>
+    <w:p>
+      <w:pPr>
+        <w:pStyle w:val="Paragraphedeliste"/>
+        <w:numPr>
+          <w:ilvl w:val="0"/>
+          <w:numId w:val="10"/>
+        </w:numPr>
+        <w:rPr>
+          <w:lang w:val="fr-CA"/>
+        </w:rPr>
+      </w:pPr>
+      <w:r>
+        <w:rPr>
+          <w:lang w:val="fr-CA"/>
+        </w:rPr>
+        <w:t>Cliquer sur se connecter</w:t>
+      </w:r>
+    </w:p>
+    <w:p>
+      <w:pPr>
+        <w:pStyle w:val="Paragraphedeliste"/>
+        <w:numPr>
+          <w:ilvl w:val="0"/>
+          <w:numId w:val="10"/>
+        </w:numPr>
+        <w:rPr>
+          <w:lang w:val="fr-CA"/>
+        </w:rPr>
+      </w:pPr>
+      <w:r>
+        <w:rPr>
+          <w:lang w:val="fr-CA"/>
+        </w:rPr>
+        <w:t>Entrer nom d’utilisateur et mot de passe et confirmer</w:t>
+      </w:r>
+    </w:p>
+    <w:p>
+      <w:pPr>
+        <w:pStyle w:val="Paragraphedeliste"/>
+        <w:numPr>
+          <w:ilvl w:val="0"/>
+          <w:numId w:val="10"/>
+        </w:numPr>
+        <w:rPr>
+          <w:lang w:val="fr-CA"/>
+        </w:rPr>
+      </w:pPr>
+      <w:r>
+        <w:rPr>
+          <w:lang w:val="fr-CA"/>
+        </w:rPr>
+        <w:t>Aller dans B</w:t>
+      </w:r>
+      <w:r>
+        <w:rPr>
+          <w:lang w:val="fr-CA"/>
+        </w:rPr>
+        <w:t>ateaux</w:t>
+      </w:r>
+    </w:p>
+    <w:p>
+      <w:pPr>
+        <w:pStyle w:val="Paragraphedeliste"/>
+        <w:numPr>
+          <w:ilvl w:val="0"/>
+          <w:numId w:val="10"/>
+        </w:numPr>
+        <w:rPr>
+          <w:lang w:val="fr-CA"/>
+        </w:rPr>
+      </w:pPr>
+      <w:r>
+        <w:rPr>
+          <w:lang w:val="fr-CA"/>
+        </w:rPr>
+        <w:t>Entrer les informations d’un bateau</w:t>
+      </w:r>
+    </w:p>
+    <w:p>
+      <w:pPr>
+        <w:pStyle w:val="Paragraphedeliste"/>
+        <w:numPr>
+          <w:ilvl w:val="0"/>
+          <w:numId w:val="10"/>
+        </w:numPr>
+        <w:rPr>
+          <w:lang w:val="fr-CA"/>
+        </w:rPr>
+      </w:pPr>
+      <w:r>
+        <w:rPr>
+          <w:lang w:val="fr-CA"/>
+        </w:rPr>
+        <w:t>Aller dans Courses</w:t>
+      </w:r>
+    </w:p>
+    <w:p>
+      <w:pPr>
+        <w:pStyle w:val="Paragraphedeliste"/>
+        <w:numPr>
+          <w:ilvl w:val="0"/>
+          <w:numId w:val="10"/>
+        </w:numPr>
+        <w:rPr>
+          <w:lang w:val="fr-CA"/>
+        </w:rPr>
+      </w:pPr>
+      <w:r>
+        <w:rPr>
+          <w:lang w:val="fr-CA"/>
+        </w:rPr>
+        <w:t>Créer une course</w:t>
+      </w:r>
+    </w:p>
+    <w:p>
+      <w:pPr>
+        <w:pStyle w:val="Paragraphedeliste"/>
+        <w:numPr>
+          <w:ilvl w:val="0"/>
+          <w:numId w:val="10"/>
+        </w:numPr>
+        <w:rPr>
+          <w:lang w:val="fr-CA"/>
+        </w:rPr>
+      </w:pPr>
+      <w:r>
+        <w:rPr>
+          <w:lang w:val="fr-CA"/>
+        </w:rPr>
+        <w:t>Cliquer sur Séries</w:t>
+      </w:r>
+    </w:p>
+    <w:p>
+      <w:pPr>
+        <w:pStyle w:val="Paragraphedeliste"/>
+        <w:numPr>
+          <w:ilvl w:val="0"/>
+          <w:numId w:val="10"/>
+        </w:numPr>
+        <w:rPr>
+          <w:lang w:val="fr-CA"/>
+        </w:rPr>
+      </w:pPr>
+      <w:r>
+        <w:rPr>
+          <w:lang w:val="fr-CA"/>
+        </w:rPr>
+        <w:t>Cliquer sur Inscriptions</w:t>
+      </w:r>
+    </w:p>
+    <w:p>
+      <w:pPr>
+        <w:pStyle w:val="Paragraphedeliste"/>
+        <w:numPr>
+          <w:ilvl w:val="0"/>
+          <w:numId w:val="10"/>
+        </w:numPr>
+        <w:rPr>
+          <w:lang w:val="fr-CA"/>
+        </w:rPr>
+      </w:pPr>
+      <w:r>
+        <w:rPr>
+          <w:lang w:val="fr-CA"/>
+        </w:rPr>
+        <w:t>Ajouter des bateaux</w:t>
+      </w:r>
+    </w:p>
+    <w:p>
+      <w:pPr>
+        <w:pStyle w:val="Paragraphedeliste"/>
+        <w:numPr>
+          <w:ilvl w:val="0"/>
+          <w:numId w:val="10"/>
+        </w:numPr>
+        <w:rPr>
+          <w:lang w:val="fr-CA"/>
+        </w:rPr>
+      </w:pPr>
+      <w:r>
+        <w:rPr>
+          <w:lang w:val="fr-CA"/>
+        </w:rPr>
+        <w:t>Se déconnecter</w:t>
+      </w:r>
+    </w:p>
+    <w:p>
+      <w:pPr>
+        <w:rPr>
+          <w:lang w:val="fr-CA"/>
+        </w:rPr>
+      </w:pPr>
+    </w:p>
+    <w:p>
+      <w:pPr>
+        <w:rPr>
+          <w:lang w:val="fr-CA"/>
+        </w:rPr>
+      </w:pPr>
+    </w:p>
+    <w:p>
+      <w:pPr>
         <w:pStyle w:val="Titre2"/>
         <w:rPr>
           <w:lang w:val="fr-CA"/>
@@ -254,6 +494,12 @@
           <w:lang w:val="fr-CA"/>
         </w:rPr>
         <w:br/>
+      </w:r>
+      <w:r>
+        <w:rPr>
+          <w:lang w:val="fr-CA"/>
+        </w:rPr>
+        <w:lastRenderedPageBreak/>
         <w:t>- Indiquer le numéro de l’écran</w:t>
       </w:r>
       <w:r>
@@ -270,6 +516,13 @@
         <w:br/>
         <w:t>- Préciser l’action effectuée par l’utilisateur</w:t>
       </w:r>
+    </w:p>
+    <w:p>
+      <w:pPr>
+        <w:rPr>
+          <w:lang w:val="fr-CA"/>
+        </w:rPr>
+      </w:pPr>
       <w:r>
         <w:rPr>
           <w:lang w:val="fr-CA"/>
@@ -280,8 +533,533 @@
         <w:rPr>
           <w:lang w:val="fr-CA"/>
         </w:rPr>
+        <w:t>L’objectif est de démontrer la cohérence du parcours utilisateur.</w:t>
+      </w:r>
+    </w:p>
+    <w:p>
+      <w:pPr>
+        <w:rPr>
+          <w:lang w:val="fr-CA"/>
+        </w:rPr>
+      </w:pPr>
+    </w:p>
+    <w:p>
+      <w:pPr>
+        <w:rPr>
+          <w:lang w:val="fr-CA"/>
+        </w:rPr>
+      </w:pPr>
+      <w:r>
+        <w:rPr>
+          <w:lang w:val="fr-CA"/>
+        </w:rPr>
+        <w:drawing>
+          <wp:inline distT="0" distB="0" distL="0" distR="0" wp14:anchorId="5870041A" wp14:editId="232FF7F0">
+            <wp:extent cx="4448175" cy="1794200"/>
+            <wp:effectExtent l="0" t="0" r="0" b="0"/>
+            <wp:docPr id="1300915054" name="Image 1"/>
+            <wp:cNvGraphicFramePr>
+              <a:graphicFrameLocks xmlns:a="http://schemas.openxmlformats.org/drawingml/2006/main" noChangeAspect="1"/>
+            </wp:cNvGraphicFramePr>
+            <a:graphic xmlns:a="http://schemas.openxmlformats.org/drawingml/2006/main">
+              <a:graphicData uri="http://schemas.openxmlformats.org/drawingml/2006/picture">
+                <pic:pic xmlns:pic="http://schemas.openxmlformats.org/drawingml/2006/picture">
+                  <pic:nvPicPr>
+                    <pic:cNvPr id="1300915054" name=""/>
+                    <pic:cNvPicPr/>
+                  </pic:nvPicPr>
+                  <pic:blipFill>
+                    <a:blip r:embed="rId11"/>
+                    <a:stretch>
+                      <a:fillRect/>
+                    </a:stretch>
+                  </pic:blipFill>
+                  <pic:spPr>
+                    <a:xfrm>
+                      <a:off x="0" y="0"/>
+                      <a:ext cx="4464352" cy="1800725"/>
+                    </a:xfrm>
+                    <a:prstGeom prst="rect">
+                      <a:avLst/>
+                    </a:prstGeom>
+                  </pic:spPr>
+                </pic:pic>
+              </a:graphicData>
+            </a:graphic>
+          </wp:inline>
+        </w:drawing>
+      </w:r>
+    </w:p>
+    <w:p>
+      <w:pPr>
+        <w:rPr>
+          <w:lang w:val="fr-CA"/>
+        </w:rPr>
+      </w:pPr>
+      <w:r>
+        <w:rPr>
+          <w:lang w:val="fr-CA"/>
+        </w:rPr>
+        <w:drawing>
+          <wp:inline distT="0" distB="0" distL="0" distR="0" wp14:anchorId="58BDE06E" wp14:editId="5D23F878">
+            <wp:extent cx="4419600" cy="1823597"/>
+            <wp:effectExtent l="0" t="0" r="0" b="5715"/>
+            <wp:docPr id="101209148" name="Image 1"/>
+            <wp:cNvGraphicFramePr>
+              <a:graphicFrameLocks xmlns:a="http://schemas.openxmlformats.org/drawingml/2006/main" noChangeAspect="1"/>
+            </wp:cNvGraphicFramePr>
+            <a:graphic xmlns:a="http://schemas.openxmlformats.org/drawingml/2006/main">
+              <a:graphicData uri="http://schemas.openxmlformats.org/drawingml/2006/picture">
+                <pic:pic xmlns:pic="http://schemas.openxmlformats.org/drawingml/2006/picture">
+                  <pic:nvPicPr>
+                    <pic:cNvPr id="101209148" name=""/>
+                    <pic:cNvPicPr/>
+                  </pic:nvPicPr>
+                  <pic:blipFill>
+                    <a:blip r:embed="rId12"/>
+                    <a:stretch>
+                      <a:fillRect/>
+                    </a:stretch>
+                  </pic:blipFill>
+                  <pic:spPr>
+                    <a:xfrm>
+                      <a:off x="0" y="0"/>
+                      <a:ext cx="4430604" cy="1828137"/>
+                    </a:xfrm>
+                    <a:prstGeom prst="rect">
+                      <a:avLst/>
+                    </a:prstGeom>
+                  </pic:spPr>
+                </pic:pic>
+              </a:graphicData>
+            </a:graphic>
+          </wp:inline>
+        </w:drawing>
+      </w:r>
+      <w:r>
+        <w:rPr>
+          <w:lang w:val="fr-CA"/>
+        </w:rPr>
         <w:br/>
-        <w:t>L’objectif est de démontrer la cohérence du parcours utilisateur.</w:t>
+      </w:r>
+      <w:r>
+        <w:rPr>
+          <w:lang w:val="fr-CA"/>
+        </w:rPr>
+        <w:drawing>
+          <wp:inline distT="0" distB="0" distL="0" distR="0" wp14:anchorId="4C193468" wp14:editId="3766A358">
+            <wp:extent cx="4498941" cy="1857375"/>
+            <wp:effectExtent l="0" t="0" r="0" b="0"/>
+            <wp:docPr id="1068060876" name="Image 1"/>
+            <wp:cNvGraphicFramePr>
+              <a:graphicFrameLocks xmlns:a="http://schemas.openxmlformats.org/drawingml/2006/main" noChangeAspect="1"/>
+            </wp:cNvGraphicFramePr>
+            <a:graphic xmlns:a="http://schemas.openxmlformats.org/drawingml/2006/main">
+              <a:graphicData uri="http://schemas.openxmlformats.org/drawingml/2006/picture">
+                <pic:pic xmlns:pic="http://schemas.openxmlformats.org/drawingml/2006/picture">
+                  <pic:nvPicPr>
+                    <pic:cNvPr id="1068060876" name=""/>
+                    <pic:cNvPicPr/>
+                  </pic:nvPicPr>
+                  <pic:blipFill>
+                    <a:blip r:embed="rId13"/>
+                    <a:stretch>
+                      <a:fillRect/>
+                    </a:stretch>
+                  </pic:blipFill>
+                  <pic:spPr>
+                    <a:xfrm>
+                      <a:off x="0" y="0"/>
+                      <a:ext cx="4512069" cy="1862795"/>
+                    </a:xfrm>
+                    <a:prstGeom prst="rect">
+                      <a:avLst/>
+                    </a:prstGeom>
+                  </pic:spPr>
+                </pic:pic>
+              </a:graphicData>
+            </a:graphic>
+          </wp:inline>
+        </w:drawing>
+      </w:r>
+    </w:p>
+    <w:p>
+      <w:pPr>
+        <w:rPr>
+          <w:lang w:val="fr-CA"/>
+        </w:rPr>
+      </w:pPr>
+      <w:r>
+        <w:rPr>
+          <w:lang w:val="fr-CA"/>
+        </w:rPr>
+        <w:lastRenderedPageBreak/>
+        <w:drawing>
+          <wp:inline distT="0" distB="0" distL="0" distR="0" wp14:anchorId="40615C17" wp14:editId="7FF07335">
+            <wp:extent cx="4476750" cy="2183452"/>
+            <wp:effectExtent l="0" t="0" r="0" b="7620"/>
+            <wp:docPr id="36385970" name="Image 1"/>
+            <wp:cNvGraphicFramePr>
+              <a:graphicFrameLocks xmlns:a="http://schemas.openxmlformats.org/drawingml/2006/main" noChangeAspect="1"/>
+            </wp:cNvGraphicFramePr>
+            <a:graphic xmlns:a="http://schemas.openxmlformats.org/drawingml/2006/main">
+              <a:graphicData uri="http://schemas.openxmlformats.org/drawingml/2006/picture">
+                <pic:pic xmlns:pic="http://schemas.openxmlformats.org/drawingml/2006/picture">
+                  <pic:nvPicPr>
+                    <pic:cNvPr id="36385970" name=""/>
+                    <pic:cNvPicPr/>
+                  </pic:nvPicPr>
+                  <pic:blipFill>
+                    <a:blip r:embed="rId14"/>
+                    <a:stretch>
+                      <a:fillRect/>
+                    </a:stretch>
+                  </pic:blipFill>
+                  <pic:spPr>
+                    <a:xfrm>
+                      <a:off x="0" y="0"/>
+                      <a:ext cx="4485233" cy="2187590"/>
+                    </a:xfrm>
+                    <a:prstGeom prst="rect">
+                      <a:avLst/>
+                    </a:prstGeom>
+                  </pic:spPr>
+                </pic:pic>
+              </a:graphicData>
+            </a:graphic>
+          </wp:inline>
+        </w:drawing>
+      </w:r>
+    </w:p>
+    <w:p>
+      <w:pPr>
+        <w:rPr>
+          <w:lang w:val="fr-CA"/>
+        </w:rPr>
+      </w:pPr>
+      <w:r>
+        <w:rPr>
+          <w:lang w:val="fr-CA"/>
+        </w:rPr>
+        <w:drawing>
+          <wp:inline distT="0" distB="0" distL="0" distR="0" wp14:anchorId="07D6E9D9" wp14:editId="5466BB6D">
+            <wp:extent cx="4457700" cy="2180352"/>
+            <wp:effectExtent l="0" t="0" r="0" b="0"/>
+            <wp:docPr id="2117082526" name="Image 1"/>
+            <wp:cNvGraphicFramePr>
+              <a:graphicFrameLocks xmlns:a="http://schemas.openxmlformats.org/drawingml/2006/main" noChangeAspect="1"/>
+            </wp:cNvGraphicFramePr>
+            <a:graphic xmlns:a="http://schemas.openxmlformats.org/drawingml/2006/main">
+              <a:graphicData uri="http://schemas.openxmlformats.org/drawingml/2006/picture">
+                <pic:pic xmlns:pic="http://schemas.openxmlformats.org/drawingml/2006/picture">
+                  <pic:nvPicPr>
+                    <pic:cNvPr id="2117082526" name=""/>
+                    <pic:cNvPicPr/>
+                  </pic:nvPicPr>
+                  <pic:blipFill>
+                    <a:blip r:embed="rId15"/>
+                    <a:stretch>
+                      <a:fillRect/>
+                    </a:stretch>
+                  </pic:blipFill>
+                  <pic:spPr>
+                    <a:xfrm>
+                      <a:off x="0" y="0"/>
+                      <a:ext cx="4464452" cy="2183655"/>
+                    </a:xfrm>
+                    <a:prstGeom prst="rect">
+                      <a:avLst/>
+                    </a:prstGeom>
+                  </pic:spPr>
+                </pic:pic>
+              </a:graphicData>
+            </a:graphic>
+          </wp:inline>
+        </w:drawing>
+      </w:r>
+    </w:p>
+    <w:p>
+      <w:pPr>
+        <w:rPr>
+          <w:lang w:val="fr-CA"/>
+        </w:rPr>
+      </w:pPr>
+      <w:r>
+        <w:rPr>
+          <w:lang w:val="fr-CA"/>
+        </w:rPr>
+        <w:drawing>
+          <wp:inline distT="0" distB="0" distL="0" distR="0" wp14:anchorId="56146B48" wp14:editId="4EFA2193">
+            <wp:extent cx="4438650" cy="2273781"/>
+            <wp:effectExtent l="0" t="0" r="0" b="0"/>
+            <wp:docPr id="1863929862" name="Image 1"/>
+            <wp:cNvGraphicFramePr>
+              <a:graphicFrameLocks xmlns:a="http://schemas.openxmlformats.org/drawingml/2006/main" noChangeAspect="1"/>
+            </wp:cNvGraphicFramePr>
+            <a:graphic xmlns:a="http://schemas.openxmlformats.org/drawingml/2006/main">
+              <a:graphicData uri="http://schemas.openxmlformats.org/drawingml/2006/picture">
+                <pic:pic xmlns:pic="http://schemas.openxmlformats.org/drawingml/2006/picture">
+                  <pic:nvPicPr>
+                    <pic:cNvPr id="1863929862" name=""/>
+                    <pic:cNvPicPr/>
+                  </pic:nvPicPr>
+                  <pic:blipFill>
+                    <a:blip r:embed="rId16"/>
+                    <a:stretch>
+                      <a:fillRect/>
+                    </a:stretch>
+                  </pic:blipFill>
+                  <pic:spPr>
+                    <a:xfrm>
+                      <a:off x="0" y="0"/>
+                      <a:ext cx="4447809" cy="2278473"/>
+                    </a:xfrm>
+                    <a:prstGeom prst="rect">
+                      <a:avLst/>
+                    </a:prstGeom>
+                  </pic:spPr>
+                </pic:pic>
+              </a:graphicData>
+            </a:graphic>
+          </wp:inline>
+        </w:drawing>
+      </w:r>
+    </w:p>
+    <w:p>
+      <w:pPr>
+        <w:rPr>
+          <w:lang w:val="fr-CA"/>
+        </w:rPr>
+      </w:pPr>
+      <w:r>
+        <w:rPr>
+          <w:lang w:val="fr-CA"/>
+        </w:rPr>
+        <w:lastRenderedPageBreak/>
+        <w:drawing>
+          <wp:inline distT="0" distB="0" distL="0" distR="0" wp14:anchorId="40CCD0DF" wp14:editId="0EB69B29">
+            <wp:extent cx="4613564" cy="2114550"/>
+            <wp:effectExtent l="0" t="0" r="0" b="0"/>
+            <wp:docPr id="1470982998" name="Image 1"/>
+            <wp:cNvGraphicFramePr>
+              <a:graphicFrameLocks xmlns:a="http://schemas.openxmlformats.org/drawingml/2006/main" noChangeAspect="1"/>
+            </wp:cNvGraphicFramePr>
+            <a:graphic xmlns:a="http://schemas.openxmlformats.org/drawingml/2006/main">
+              <a:graphicData uri="http://schemas.openxmlformats.org/drawingml/2006/picture">
+                <pic:pic xmlns:pic="http://schemas.openxmlformats.org/drawingml/2006/picture">
+                  <pic:nvPicPr>
+                    <pic:cNvPr id="1470982998" name=""/>
+                    <pic:cNvPicPr/>
+                  </pic:nvPicPr>
+                  <pic:blipFill>
+                    <a:blip r:embed="rId17"/>
+                    <a:stretch>
+                      <a:fillRect/>
+                    </a:stretch>
+                  </pic:blipFill>
+                  <pic:spPr>
+                    <a:xfrm>
+                      <a:off x="0" y="0"/>
+                      <a:ext cx="4622502" cy="2118646"/>
+                    </a:xfrm>
+                    <a:prstGeom prst="rect">
+                      <a:avLst/>
+                    </a:prstGeom>
+                  </pic:spPr>
+                </pic:pic>
+              </a:graphicData>
+            </a:graphic>
+          </wp:inline>
+        </w:drawing>
+      </w:r>
+    </w:p>
+    <w:p>
+      <w:pPr>
+        <w:rPr>
+          <w:lang w:val="fr-CA"/>
+        </w:rPr>
+      </w:pPr>
+      <w:r>
+        <w:rPr>
+          <w:lang w:val="fr-CA"/>
+        </w:rPr>
+        <w:drawing>
+          <wp:inline distT="0" distB="0" distL="0" distR="0" wp14:anchorId="6431D235" wp14:editId="5491D769">
+            <wp:extent cx="4629150" cy="2218670"/>
+            <wp:effectExtent l="0" t="0" r="0" b="0"/>
+            <wp:docPr id="335219325" name="Image 1"/>
+            <wp:cNvGraphicFramePr>
+              <a:graphicFrameLocks xmlns:a="http://schemas.openxmlformats.org/drawingml/2006/main" noChangeAspect="1"/>
+            </wp:cNvGraphicFramePr>
+            <a:graphic xmlns:a="http://schemas.openxmlformats.org/drawingml/2006/main">
+              <a:graphicData uri="http://schemas.openxmlformats.org/drawingml/2006/picture">
+                <pic:pic xmlns:pic="http://schemas.openxmlformats.org/drawingml/2006/picture">
+                  <pic:nvPicPr>
+                    <pic:cNvPr id="335219325" name=""/>
+                    <pic:cNvPicPr/>
+                  </pic:nvPicPr>
+                  <pic:blipFill>
+                    <a:blip r:embed="rId18"/>
+                    <a:stretch>
+                      <a:fillRect/>
+                    </a:stretch>
+                  </pic:blipFill>
+                  <pic:spPr>
+                    <a:xfrm>
+                      <a:off x="0" y="0"/>
+                      <a:ext cx="4640032" cy="2223885"/>
+                    </a:xfrm>
+                    <a:prstGeom prst="rect">
+                      <a:avLst/>
+                    </a:prstGeom>
+                  </pic:spPr>
+                </pic:pic>
+              </a:graphicData>
+            </a:graphic>
+          </wp:inline>
+        </w:drawing>
+      </w:r>
+    </w:p>
+    <w:p>
+      <w:pPr>
+        <w:rPr>
+          <w:lang w:val="fr-CA"/>
+        </w:rPr>
+      </w:pPr>
+      <w:r>
+        <w:rPr>
+          <w:lang w:val="fr-CA"/>
+        </w:rPr>
+        <w:drawing>
+          <wp:inline distT="0" distB="0" distL="0" distR="0" wp14:anchorId="0C3AD5FA" wp14:editId="54E4BE00">
+            <wp:extent cx="4629150" cy="2274391"/>
+            <wp:effectExtent l="0" t="0" r="0" b="0"/>
+            <wp:docPr id="571001583" name="Image 1"/>
+            <wp:cNvGraphicFramePr>
+              <a:graphicFrameLocks xmlns:a="http://schemas.openxmlformats.org/drawingml/2006/main" noChangeAspect="1"/>
+            </wp:cNvGraphicFramePr>
+            <a:graphic xmlns:a="http://schemas.openxmlformats.org/drawingml/2006/main">
+              <a:graphicData uri="http://schemas.openxmlformats.org/drawingml/2006/picture">
+                <pic:pic xmlns:pic="http://schemas.openxmlformats.org/drawingml/2006/picture">
+                  <pic:nvPicPr>
+                    <pic:cNvPr id="571001583" name=""/>
+                    <pic:cNvPicPr/>
+                  </pic:nvPicPr>
+                  <pic:blipFill>
+                    <a:blip r:embed="rId19"/>
+                    <a:stretch>
+                      <a:fillRect/>
+                    </a:stretch>
+                  </pic:blipFill>
+                  <pic:spPr>
+                    <a:xfrm>
+                      <a:off x="0" y="0"/>
+                      <a:ext cx="4641717" cy="2280565"/>
+                    </a:xfrm>
+                    <a:prstGeom prst="rect">
+                      <a:avLst/>
+                    </a:prstGeom>
+                  </pic:spPr>
+                </pic:pic>
+              </a:graphicData>
+            </a:graphic>
+          </wp:inline>
+        </w:drawing>
+      </w:r>
+    </w:p>
+    <w:p>
+      <w:pPr>
+        <w:rPr>
+          <w:lang w:val="fr-CA"/>
+        </w:rPr>
+      </w:pPr>
+      <w:r>
+        <w:rPr>
+          <w:lang w:val="fr-CA"/>
+        </w:rPr>
+        <w:lastRenderedPageBreak/>
+        <w:drawing>
+          <wp:inline distT="0" distB="0" distL="0" distR="0" wp14:anchorId="3FF38C98" wp14:editId="1B650908">
+            <wp:extent cx="4686300" cy="2186940"/>
+            <wp:effectExtent l="0" t="0" r="0" b="3810"/>
+            <wp:docPr id="1320298540" name="Image 1"/>
+            <wp:cNvGraphicFramePr>
+              <a:graphicFrameLocks xmlns:a="http://schemas.openxmlformats.org/drawingml/2006/main" noChangeAspect="1"/>
+            </wp:cNvGraphicFramePr>
+            <a:graphic xmlns:a="http://schemas.openxmlformats.org/drawingml/2006/main">
+              <a:graphicData uri="http://schemas.openxmlformats.org/drawingml/2006/picture">
+                <pic:pic xmlns:pic="http://schemas.openxmlformats.org/drawingml/2006/picture">
+                  <pic:nvPicPr>
+                    <pic:cNvPr id="1320298540" name=""/>
+                    <pic:cNvPicPr/>
+                  </pic:nvPicPr>
+                  <pic:blipFill>
+                    <a:blip r:embed="rId20"/>
+                    <a:stretch>
+                      <a:fillRect/>
+                    </a:stretch>
+                  </pic:blipFill>
+                  <pic:spPr>
+                    <a:xfrm>
+                      <a:off x="0" y="0"/>
+                      <a:ext cx="4686300" cy="2186940"/>
+                    </a:xfrm>
+                    <a:prstGeom prst="rect">
+                      <a:avLst/>
+                    </a:prstGeom>
+                  </pic:spPr>
+                </pic:pic>
+              </a:graphicData>
+            </a:graphic>
+          </wp:inline>
+        </w:drawing>
+      </w:r>
+    </w:p>
+    <w:p>
+      <w:pPr>
+        <w:rPr>
+          <w:lang w:val="fr-CA"/>
+        </w:rPr>
+      </w:pPr>
+      <w:r>
+        <w:rPr>
+          <w:lang w:val="fr-CA"/>
+        </w:rPr>
+        <w:drawing>
+          <wp:inline distT="0" distB="0" distL="0" distR="0" wp14:anchorId="1FF3E41D" wp14:editId="1D68A74D">
+            <wp:extent cx="4657725" cy="1884114"/>
+            <wp:effectExtent l="0" t="0" r="0" b="1905"/>
+            <wp:docPr id="1863682442" name="Image 1"/>
+            <wp:cNvGraphicFramePr>
+              <a:graphicFrameLocks xmlns:a="http://schemas.openxmlformats.org/drawingml/2006/main" noChangeAspect="1"/>
+            </wp:cNvGraphicFramePr>
+            <a:graphic xmlns:a="http://schemas.openxmlformats.org/drawingml/2006/main">
+              <a:graphicData uri="http://schemas.openxmlformats.org/drawingml/2006/picture">
+                <pic:pic xmlns:pic="http://schemas.openxmlformats.org/drawingml/2006/picture">
+                  <pic:nvPicPr>
+                    <pic:cNvPr id="1863682442" name=""/>
+                    <pic:cNvPicPr/>
+                  </pic:nvPicPr>
+                  <pic:blipFill>
+                    <a:blip r:embed="rId21"/>
+                    <a:stretch>
+                      <a:fillRect/>
+                    </a:stretch>
+                  </pic:blipFill>
+                  <pic:spPr>
+                    <a:xfrm>
+                      <a:off x="0" y="0"/>
+                      <a:ext cx="4668385" cy="1888426"/>
+                    </a:xfrm>
+                    <a:prstGeom prst="rect">
+                      <a:avLst/>
+                    </a:prstGeom>
+                  </pic:spPr>
+                </pic:pic>
+              </a:graphicData>
+            </a:graphic>
+          </wp:inline>
+        </w:drawing>
       </w:r>
     </w:p>
     <w:p>
@@ -388,12 +1166,6 @@
           <w:lang w:val="fr-CA"/>
         </w:rPr>
         <w:br/>
-      </w:r>
-      <w:r>
-        <w:rPr>
-          <w:lang w:val="fr-CA"/>
-        </w:rPr>
-        <w:lastRenderedPageBreak/>
         <w:t>- Limites techniques connues</w:t>
       </w:r>
       <w:r>
@@ -407,22 +1179,16 @@
           <w:lang w:val="fr-CA"/>
         </w:rPr>
         <w:br/>
-        <w:t>Expliquez les choix effectués et les limites assumé</w:t>
-      </w:r>
-      <w:r>
-        <w:rPr>
-          <w:lang w:val="fr-CA"/>
-        </w:rPr>
-        <w:t>s à cette étape.</w:t>
+        <w:t>Expliquez les choix effectués et les limites assumés à cette étape.</w:t>
       </w:r>
     </w:p>
     <w:sectPr>
-      <w:headerReference w:type="even" r:id="rId8"/>
-      <w:headerReference w:type="default" r:id="rId9"/>
-      <w:footerReference w:type="even" r:id="rId10"/>
-      <w:footerReference w:type="default" r:id="rId11"/>
-      <w:headerReference w:type="first" r:id="rId12"/>
-      <w:footerReference w:type="first" r:id="rId13"/>
+      <w:headerReference w:type="even" r:id="rId22"/>
+      <w:headerReference w:type="default" r:id="rId23"/>
+      <w:footerReference w:type="even" r:id="rId24"/>
+      <w:footerReference w:type="default" r:id="rId25"/>
+      <w:headerReference w:type="first" r:id="rId26"/>
+      <w:footerReference w:type="first" r:id="rId27"/>
       <w:pgSz w:w="12240" w:h="15840"/>
       <w:pgMar w:top="1440" w:right="1800" w:bottom="1440" w:left="1800" w:header="720" w:footer="720" w:gutter="0"/>
       <w:cols w:space="720"/>
@@ -715,6 +1481,119 @@
       </w:rPr>
     </w:lvl>
   </w:abstractNum>
+  <w:abstractNum w:abstractNumId="9" w15:restartNumberingAfterBreak="0">
+    <w:nsid w:val="218351A5"/>
+    <w:multiLevelType w:val="hybridMultilevel"/>
+    <w:tmpl w:val="D1040A54"/>
+    <w:lvl w:ilvl="0" w:tplc="0C0C0001">
+      <w:start w:val="1"/>
+      <w:numFmt w:val="bullet"/>
+      <w:lvlText w:val=""/>
+      <w:lvlJc w:val="left"/>
+      <w:pPr>
+        <w:ind w:left="720" w:hanging="360"/>
+      </w:pPr>
+      <w:rPr>
+        <w:rFonts w:ascii="Symbol" w:hAnsi="Symbol" w:hint="default"/>
+      </w:rPr>
+    </w:lvl>
+    <w:lvl w:ilvl="1" w:tplc="0C0C0003" w:tentative="1">
+      <w:start w:val="1"/>
+      <w:numFmt w:val="bullet"/>
+      <w:lvlText w:val="o"/>
+      <w:lvlJc w:val="left"/>
+      <w:pPr>
+        <w:ind w:left="1440" w:hanging="360"/>
+      </w:pPr>
+      <w:rPr>
+        <w:rFonts w:ascii="Courier New" w:hAnsi="Courier New" w:cs="Courier New" w:hint="default"/>
+      </w:rPr>
+    </w:lvl>
+    <w:lvl w:ilvl="2" w:tplc="0C0C0005" w:tentative="1">
+      <w:start w:val="1"/>
+      <w:numFmt w:val="bullet"/>
+      <w:lvlText w:val=""/>
+      <w:lvlJc w:val="left"/>
+      <w:pPr>
+        <w:ind w:left="2160" w:hanging="360"/>
+      </w:pPr>
+      <w:rPr>
+        <w:rFonts w:ascii="Wingdings" w:hAnsi="Wingdings" w:hint="default"/>
+      </w:rPr>
+    </w:lvl>
+    <w:lvl w:ilvl="3" w:tplc="0C0C0001" w:tentative="1">
+      <w:start w:val="1"/>
+      <w:numFmt w:val="bullet"/>
+      <w:lvlText w:val=""/>
+      <w:lvlJc w:val="left"/>
+      <w:pPr>
+        <w:ind w:left="2880" w:hanging="360"/>
+      </w:pPr>
+      <w:rPr>
+        <w:rFonts w:ascii="Symbol" w:hAnsi="Symbol" w:hint="default"/>
+      </w:rPr>
+    </w:lvl>
+    <w:lvl w:ilvl="4" w:tplc="0C0C0003" w:tentative="1">
+      <w:start w:val="1"/>
+      <w:numFmt w:val="bullet"/>
+      <w:lvlText w:val="o"/>
+      <w:lvlJc w:val="left"/>
+      <w:pPr>
+        <w:ind w:left="3600" w:hanging="360"/>
+      </w:pPr>
+      <w:rPr>
+        <w:rFonts w:ascii="Courier New" w:hAnsi="Courier New" w:cs="Courier New" w:hint="default"/>
+      </w:rPr>
+    </w:lvl>
+    <w:lvl w:ilvl="5" w:tplc="0C0C0005" w:tentative="1">
+      <w:start w:val="1"/>
+      <w:numFmt w:val="bullet"/>
+      <w:lvlText w:val=""/>
+      <w:lvlJc w:val="left"/>
+      <w:pPr>
+        <w:ind w:left="4320" w:hanging="360"/>
+      </w:pPr>
+      <w:rPr>
+        <w:rFonts w:ascii="Wingdings" w:hAnsi="Wingdings" w:hint="default"/>
+      </w:rPr>
+    </w:lvl>
+    <w:lvl w:ilvl="6" w:tplc="0C0C0001" w:tentative="1">
+      <w:start w:val="1"/>
+      <w:numFmt w:val="bullet"/>
+      <w:lvlText w:val=""/>
+      <w:lvlJc w:val="left"/>
+      <w:pPr>
+        <w:ind w:left="5040" w:hanging="360"/>
+      </w:pPr>
+      <w:rPr>
+        <w:rFonts w:ascii="Symbol" w:hAnsi="Symbol" w:hint="default"/>
+      </w:rPr>
+    </w:lvl>
+    <w:lvl w:ilvl="7" w:tplc="0C0C0003" w:tentative="1">
+      <w:start w:val="1"/>
+      <w:numFmt w:val="bullet"/>
+      <w:lvlText w:val="o"/>
+      <w:lvlJc w:val="left"/>
+      <w:pPr>
+        <w:ind w:left="5760" w:hanging="360"/>
+      </w:pPr>
+      <w:rPr>
+        <w:rFonts w:ascii="Courier New" w:hAnsi="Courier New" w:cs="Courier New" w:hint="default"/>
+      </w:rPr>
+    </w:lvl>
+    <w:lvl w:ilvl="8" w:tplc="0C0C0005" w:tentative="1">
+      <w:start w:val="1"/>
+      <w:numFmt w:val="bullet"/>
+      <w:lvlText w:val=""/>
+      <w:lvlJc w:val="left"/>
+      <w:pPr>
+        <w:ind w:left="6480" w:hanging="360"/>
+      </w:pPr>
+      <w:rPr>
+        <w:rFonts w:ascii="Wingdings" w:hAnsi="Wingdings" w:hint="default"/>
+      </w:rPr>
+    </w:lvl>
+  </w:abstractNum>
   <w:num w:numId="1" w16cid:durableId="1904094759">
     <w:abstractNumId w:val="8"/>
   </w:num>
@@ -741,6 +1620,9 @@
   </w:num>
   <w:num w:numId="9" w16cid:durableId="1418477343">
     <w:abstractNumId w:val="0"/>
+  </w:num>
+  <w:num w:numId="10" w16cid:durableId="1667973988">
+    <w:abstractNumId w:val="9"/>
   </w:num>
 </w:numbering>
 </file>
@@ -12449,10 +13331,23 @@
 </file>
 
 <file path=customXml/item1.xml><?xml version="1.0" encoding="utf-8"?>
-<b:Sources xmlns:b="http://schemas.openxmlformats.org/officeDocument/2006/bibliography" xmlns="http://schemas.openxmlformats.org/officeDocument/2006/bibliography" SelectedStyle="/APA.XSL" StyleName="APA"/>
+<p:properties xmlns:p="http://schemas.microsoft.com/office/2006/metadata/properties" xmlns:xsi="http://www.w3.org/2001/XMLSchema-instance" xmlns:pc="http://schemas.microsoft.com/office/infopath/2007/PartnerControls">
+  <documentManagement>
+    <ReferenceId xmlns="58914a97-80a9-4312-8427-8216aff5104f" xsi:nil="true"/>
+  </documentManagement>
+</p:properties>
 </file>
 
 <file path=customXml/item2.xml><?xml version="1.0" encoding="utf-8"?>
+<?mso-contentType ?>
+<FormTemplates xmlns="http://schemas.microsoft.com/sharepoint/v3/contenttype/forms">
+  <Display>DocumentLibraryForm</Display>
+  <Edit>DocumentLibraryForm</Edit>
+  <New>DocumentLibraryForm</New>
+</FormTemplates>
+</file>
+
+<file path=customXml/item3.xml><?xml version="1.0" encoding="utf-8"?>
 <ct:contentTypeSchema xmlns:ct="http://schemas.microsoft.com/office/2006/metadata/contentType" xmlns:ma="http://schemas.microsoft.com/office/2006/metadata/properties/metaAttributes" ct:_="" ma:_="" ma:contentTypeName="Document" ma:contentTypeID="0x010100DE0DFEAB65B93E4C9A51969E6C8EA979" ma:contentTypeVersion="4" ma:contentTypeDescription="Crée un document." ma:contentTypeScope="" ma:versionID="d6ae60a39aa4a9184a24f87e1d1de576">
   <xsd:schema xmlns:xsd="http://www.w3.org/2001/XMLSchema" xmlns:xs="http://www.w3.org/2001/XMLSchema" xmlns:p="http://schemas.microsoft.com/office/2006/metadata/properties" xmlns:ns2="58914a97-80a9-4312-8427-8216aff5104f" targetNamespace="http://schemas.microsoft.com/office/2006/metadata/properties" ma:root="true" ma:fieldsID="a402ca9776b18f94a58572205b9caeb4" ns2:_="">
     <xsd:import namespace="58914a97-80a9-4312-8427-8216aff5104f"/>
@@ -12596,39 +13491,50 @@
 </ct:contentTypeSchema>
 </file>
 
-<file path=customXml/item3.xml><?xml version="1.0" encoding="utf-8"?>
-<?mso-contentType ?>
-<FormTemplates xmlns="http://schemas.microsoft.com/sharepoint/v3/contenttype/forms">
-  <Display>DocumentLibraryForm</Display>
-  <Edit>DocumentLibraryForm</Edit>
-  <New>DocumentLibraryForm</New>
-</FormTemplates>
-</file>
-
 <file path=customXml/item4.xml><?xml version="1.0" encoding="utf-8"?>
-<p:properties xmlns:p="http://schemas.microsoft.com/office/2006/metadata/properties" xmlns:xsi="http://www.w3.org/2001/XMLSchema-instance" xmlns:pc="http://schemas.microsoft.com/office/infopath/2007/PartnerControls">
-  <documentManagement>
-    <ReferenceId xmlns="58914a97-80a9-4312-8427-8216aff5104f" xsi:nil="true"/>
-  </documentManagement>
-</p:properties>
+<b:Sources xmlns:b="http://schemas.openxmlformats.org/officeDocument/2006/bibliography" xmlns="http://schemas.openxmlformats.org/officeDocument/2006/bibliography" SelectedStyle="/APA.XSL" StyleName="APA"/>
 </file>
 
 <file path=customXml/itemProps1.xml><?xml version="1.0" encoding="utf-8"?>
+<ds:datastoreItem xmlns:ds="http://schemas.openxmlformats.org/officeDocument/2006/customXml" ds:itemID="{E1822676-F4D3-4FD9-8A42-841F64471C51}">
+  <ds:schemaRefs>
+    <ds:schemaRef ds:uri="http://schemas.microsoft.com/office/2006/metadata/properties"/>
+    <ds:schemaRef ds:uri="http://schemas.microsoft.com/office/infopath/2007/PartnerControls"/>
+    <ds:schemaRef ds:uri="58914a97-80a9-4312-8427-8216aff5104f"/>
+  </ds:schemaRefs>
+</ds:datastoreItem>
+</file>
+
+<file path=customXml/itemProps2.xml><?xml version="1.0" encoding="utf-8"?>
+<ds:datastoreItem xmlns:ds="http://schemas.openxmlformats.org/officeDocument/2006/customXml" ds:itemID="{36A7D781-79A2-4C18-BABF-A9B4F11106C1}">
+  <ds:schemaRefs>
+    <ds:schemaRef ds:uri="http://schemas.microsoft.com/sharepoint/v3/contenttype/forms"/>
+  </ds:schemaRefs>
+</ds:datastoreItem>
+</file>
+
+<file path=customXml/itemProps3.xml><?xml version="1.0" encoding="utf-8"?>
+<ds:datastoreItem xmlns:ds="http://schemas.openxmlformats.org/officeDocument/2006/customXml" ds:itemID="{9521703E-9C8A-4EEA-8F99-2D2098ADB2DB}">
+  <ds:schemaRefs>
+    <ds:schemaRef ds:uri="http://schemas.microsoft.com/office/2006/metadata/contentType"/>
+    <ds:schemaRef ds:uri="http://schemas.microsoft.com/office/2006/metadata/properties/metaAttributes"/>
+    <ds:schemaRef ds:uri="http://www.w3.org/2001/XMLSchema"/>
+    <ds:schemaRef ds:uri="http://schemas.microsoft.com/office/2006/metadata/properties"/>
+    <ds:schemaRef ds:uri="58914a97-80a9-4312-8427-8216aff5104f"/>
+    <ds:schemaRef ds:uri="http://schemas.microsoft.com/office/2006/documentManagement/types"/>
+    <ds:schemaRef ds:uri="http://schemas.microsoft.com/office/infopath/2007/PartnerControls"/>
+    <ds:schemaRef ds:uri="http://schemas.openxmlformats.org/package/2006/metadata/core-properties"/>
+    <ds:schemaRef ds:uri="http://purl.org/dc/elements/1.1/"/>
+    <ds:schemaRef ds:uri="http://purl.org/dc/terms/"/>
+    <ds:schemaRef ds:uri="http://schemas.microsoft.com/internal/obd"/>
+  </ds:schemaRefs>
+</ds:datastoreItem>
+</file>
+
+<file path=customXml/itemProps4.xml><?xml version="1.0" encoding="utf-8"?>
 <ds:datastoreItem xmlns:ds="http://schemas.openxmlformats.org/officeDocument/2006/customXml" ds:itemID="{EF278816-EC6F-A645-907D-7F25AECB1D4A}">
   <ds:schemaRefs>
     <ds:schemaRef ds:uri="http://schemas.openxmlformats.org/officeDocument/2006/bibliography"/>
   </ds:schemaRefs>
 </ds:datastoreItem>
-</file>
-
-<file path=customXml/itemProps2.xml><?xml version="1.0" encoding="utf-8"?>
-<ds:datastoreItem xmlns:ds="http://schemas.openxmlformats.org/officeDocument/2006/customXml" ds:itemID="{9521703E-9C8A-4EEA-8F99-2D2098ADB2DB}"/>
-</file>
-
-<file path=customXml/itemProps3.xml><?xml version="1.0" encoding="utf-8"?>
-<ds:datastoreItem xmlns:ds="http://schemas.openxmlformats.org/officeDocument/2006/customXml" ds:itemID="{36A7D781-79A2-4C18-BABF-A9B4F11106C1}"/>
-</file>
-
-<file path=customXml/itemProps4.xml><?xml version="1.0" encoding="utf-8"?>
-<ds:datastoreItem xmlns:ds="http://schemas.openxmlformats.org/officeDocument/2006/customXml" ds:itemID="{E1822676-F4D3-4FD9-8A42-841F64471C51}"/>
 </file>
--- a/Documents/TP4_Phase2_Prototype.docx
+++ b/Documents/TP4_Phase2_Prototype.docx
@@ -39,16 +39,8 @@
         <w:rPr>
           <w:lang w:val="fr-CA"/>
         </w:rPr>
-        <w:t xml:space="preserve"> Thomas Lajoie et Mirko </w:t>
+        <w:t xml:space="preserve"> Thomas Lajoie et Mirko Brlek</w:t>
       </w:r>
-      <w:proofErr w:type="spellStart"/>
-      <w:r>
-        <w:rPr>
-          <w:lang w:val="fr-CA"/>
-        </w:rPr>
-        <w:t>Brlek</w:t>
-      </w:r>
-      <w:proofErr w:type="spellEnd"/>
     </w:p>
     <w:p>
       <w:pPr>
@@ -417,6 +409,12 @@
         </w:rPr>
         <w:t>Ajouter des bateaux</w:t>
       </w:r>
+      <w:r>
+        <w:rPr>
+          <w:lang w:val="fr-CA"/>
+        </w:rPr>
+        <w:t xml:space="preserve"> aux courses. </w:t>
+      </w:r>
     </w:p>
     <w:p>
       <w:pPr>
@@ -452,6 +450,20 @@
     </w:p>
     <w:p>
       <w:pPr>
+        <w:rPr>
+          <w:lang w:val="fr-CA"/>
+        </w:rPr>
+      </w:pPr>
+    </w:p>
+    <w:p>
+      <w:pPr>
+        <w:rPr>
+          <w:lang w:val="fr-CA"/>
+        </w:rPr>
+      </w:pPr>
+    </w:p>
+    <w:p>
+      <w:pPr>
         <w:pStyle w:val="Titre2"/>
         <w:rPr>
           <w:lang w:val="fr-CA"/>
@@ -461,6 +473,7 @@
         <w:rPr>
           <w:lang w:val="fr-CA"/>
         </w:rPr>
+        <w:lastRenderedPageBreak/>
         <w:t>2. Écrans / Étapes (captures)</w:t>
       </w:r>
     </w:p>
@@ -494,12 +507,6 @@
           <w:lang w:val="fr-CA"/>
         </w:rPr>
         <w:br/>
-      </w:r>
-      <w:r>
-        <w:rPr>
-          <w:lang w:val="fr-CA"/>
-        </w:rPr>
-        <w:lastRenderedPageBreak/>
         <w:t>- Indiquer le numéro de l’écran</w:t>
       </w:r>
       <w:r>
@@ -545,6 +552,11 @@
     </w:p>
     <w:p>
       <w:pPr>
+        <w:pStyle w:val="Paragraphedeliste"/>
+        <w:numPr>
+          <w:ilvl w:val="0"/>
+          <w:numId w:val="11"/>
+        </w:numPr>
         <w:rPr>
           <w:lang w:val="fr-CA"/>
         </w:rPr>
@@ -553,8 +565,23 @@
         <w:rPr>
           <w:lang w:val="fr-CA"/>
         </w:rPr>
+        <w:t>Accueil. Point de départ de l’application. On peut créer un compte ou se connecter.</w:t>
+      </w:r>
+    </w:p>
+    <w:p>
+      <w:pPr>
+        <w:pStyle w:val="Paragraphedeliste"/>
+        <w:rPr>
+          <w:lang w:val="fr-CA"/>
+        </w:rPr>
+      </w:pPr>
+      <w:r>
+        <w:rPr>
+          <w:noProof/>
+          <w:lang w:val="fr-CA"/>
+        </w:rPr>
         <w:drawing>
-          <wp:inline distT="0" distB="0" distL="0" distR="0" wp14:anchorId="5870041A" wp14:editId="232FF7F0">
+          <wp:inline distT="0" distB="0" distL="0" distR="0" wp14:anchorId="3C77E78C" wp14:editId="5EFAAEC3">
             <wp:extent cx="4448175" cy="1794200"/>
             <wp:effectExtent l="0" t="0" r="0" b="0"/>
             <wp:docPr id="1300915054" name="Image 1"/>
@@ -592,6 +619,19 @@
     </w:p>
     <w:p>
       <w:pPr>
+        <w:pStyle w:val="Paragraphedeliste"/>
+        <w:rPr>
+          <w:lang w:val="fr-CA"/>
+        </w:rPr>
+      </w:pPr>
+    </w:p>
+    <w:p>
+      <w:pPr>
+        <w:pStyle w:val="Paragraphedeliste"/>
+        <w:numPr>
+          <w:ilvl w:val="0"/>
+          <w:numId w:val="11"/>
+        </w:numPr>
         <w:rPr>
           <w:lang w:val="fr-CA"/>
         </w:rPr>
@@ -600,8 +640,23 @@
         <w:rPr>
           <w:lang w:val="fr-CA"/>
         </w:rPr>
+        <w:t xml:space="preserve">L’utilisateur se connecte. Il ne peut pas avoir accès aux fonctionnalités de l’application s’il n’est pas connecté. </w:t>
+      </w:r>
+    </w:p>
+    <w:p>
+      <w:pPr>
+        <w:pStyle w:val="Paragraphedeliste"/>
+        <w:rPr>
+          <w:lang w:val="fr-CA"/>
+        </w:rPr>
+      </w:pPr>
+      <w:r>
+        <w:rPr>
+          <w:noProof/>
+          <w:lang w:val="fr-CA"/>
+        </w:rPr>
         <w:drawing>
-          <wp:inline distT="0" distB="0" distL="0" distR="0" wp14:anchorId="58BDE06E" wp14:editId="5D23F878">
+          <wp:inline distT="0" distB="0" distL="0" distR="0" wp14:anchorId="7A4B553D" wp14:editId="3711EC7D">
             <wp:extent cx="4419600" cy="1823597"/>
             <wp:effectExtent l="0" t="0" r="0" b="5715"/>
             <wp:docPr id="101209148" name="Image 1"/>
@@ -636,6 +691,25 @@
           </wp:inline>
         </w:drawing>
       </w:r>
+    </w:p>
+    <w:p>
+      <w:pPr>
+        <w:pStyle w:val="Paragraphedeliste"/>
+        <w:numPr>
+          <w:ilvl w:val="0"/>
+          <w:numId w:val="11"/>
+        </w:numPr>
+        <w:rPr>
+          <w:lang w:val="fr-CA"/>
+        </w:rPr>
+      </w:pPr>
+      <w:r>
+        <w:rPr>
+          <w:lang w:val="fr-CA"/>
+        </w:rPr>
+        <w:lastRenderedPageBreak/>
+        <w:t>Ajouter un bateau. L’utilisateur peut ajouter un bateau à la base de données. C’est une fonctionnalité de base cruciale pour faire des courses de bateaux.</w:t>
+      </w:r>
       <w:r>
         <w:rPr>
           <w:lang w:val="fr-CA"/>
@@ -644,6 +718,7 @@
       </w:r>
       <w:r>
         <w:rPr>
+          <w:noProof/>
           <w:lang w:val="fr-CA"/>
         </w:rPr>
         <w:drawing>
@@ -685,6 +760,11 @@
     </w:p>
     <w:p>
       <w:pPr>
+        <w:pStyle w:val="Paragraphedeliste"/>
+        <w:numPr>
+          <w:ilvl w:val="0"/>
+          <w:numId w:val="11"/>
+        </w:numPr>
         <w:rPr>
           <w:lang w:val="fr-CA"/>
         </w:rPr>
@@ -693,7 +773,20 @@
         <w:rPr>
           <w:lang w:val="fr-CA"/>
         </w:rPr>
-        <w:lastRenderedPageBreak/>
+        <w:t>Voir les courses. C’est la liste des courses enregistrer. On peut ajouter et modifier les courses</w:t>
+      </w:r>
+    </w:p>
+    <w:p>
+      <w:pPr>
+        <w:rPr>
+          <w:lang w:val="fr-CA"/>
+        </w:rPr>
+      </w:pPr>
+      <w:r>
+        <w:rPr>
+          <w:noProof/>
+          <w:lang w:val="fr-CA"/>
+        </w:rPr>
         <w:drawing>
           <wp:inline distT="0" distB="0" distL="0" distR="0" wp14:anchorId="40615C17" wp14:editId="7FF07335">
             <wp:extent cx="4476750" cy="2183452"/>
@@ -733,12 +826,31 @@
     </w:p>
     <w:p>
       <w:pPr>
+        <w:pStyle w:val="Paragraphedeliste"/>
+        <w:numPr>
+          <w:ilvl w:val="0"/>
+          <w:numId w:val="11"/>
+        </w:numPr>
         <w:rPr>
           <w:lang w:val="fr-CA"/>
         </w:rPr>
       </w:pPr>
       <w:r>
         <w:rPr>
+          <w:lang w:val="fr-CA"/>
+        </w:rPr>
+        <w:t>Écran pour créer une course.</w:t>
+      </w:r>
+    </w:p>
+    <w:p>
+      <w:pPr>
+        <w:rPr>
+          <w:lang w:val="fr-CA"/>
+        </w:rPr>
+      </w:pPr>
+      <w:r>
+        <w:rPr>
+          <w:noProof/>
           <w:lang w:val="fr-CA"/>
         </w:rPr>
         <w:drawing>
@@ -784,8 +896,35 @@
           <w:lang w:val="fr-CA"/>
         </w:rPr>
       </w:pPr>
+    </w:p>
+    <w:p>
+      <w:pPr>
+        <w:pStyle w:val="Paragraphedeliste"/>
+        <w:numPr>
+          <w:ilvl w:val="0"/>
+          <w:numId w:val="11"/>
+        </w:numPr>
+        <w:rPr>
+          <w:lang w:val="fr-CA"/>
+        </w:rPr>
+      </w:pPr>
       <w:r>
         <w:rPr>
+          <w:lang w:val="fr-CA"/>
+        </w:rPr>
+        <w:lastRenderedPageBreak/>
+        <w:t>On voit la nouvelle course ajoutée.</w:t>
+      </w:r>
+    </w:p>
+    <w:p>
+      <w:pPr>
+        <w:rPr>
+          <w:lang w:val="fr-CA"/>
+        </w:rPr>
+      </w:pPr>
+      <w:r>
+        <w:rPr>
+          <w:noProof/>
           <w:lang w:val="fr-CA"/>
         </w:rPr>
         <w:drawing>
@@ -827,6 +966,11 @@
     </w:p>
     <w:p>
       <w:pPr>
+        <w:pStyle w:val="Paragraphedeliste"/>
+        <w:numPr>
+          <w:ilvl w:val="0"/>
+          <w:numId w:val="11"/>
+        </w:numPr>
         <w:rPr>
           <w:lang w:val="fr-CA"/>
         </w:rPr>
@@ -835,7 +979,20 @@
         <w:rPr>
           <w:lang w:val="fr-CA"/>
         </w:rPr>
-        <w:lastRenderedPageBreak/>
+        <w:t>Voir les séries. Même concept que l’écran des courses mais pour les séries.</w:t>
+      </w:r>
+    </w:p>
+    <w:p>
+      <w:pPr>
+        <w:rPr>
+          <w:lang w:val="fr-CA"/>
+        </w:rPr>
+      </w:pPr>
+      <w:r>
+        <w:rPr>
+          <w:noProof/>
+          <w:lang w:val="fr-CA"/>
+        </w:rPr>
         <w:drawing>
           <wp:inline distT="0" distB="0" distL="0" distR="0" wp14:anchorId="40CCD0DF" wp14:editId="0EB69B29">
             <wp:extent cx="4613564" cy="2114550"/>
@@ -875,12 +1032,31 @@
     </w:p>
     <w:p>
       <w:pPr>
+        <w:pStyle w:val="Paragraphedeliste"/>
+        <w:numPr>
+          <w:ilvl w:val="0"/>
+          <w:numId w:val="11"/>
+        </w:numPr>
         <w:rPr>
           <w:lang w:val="fr-CA"/>
         </w:rPr>
       </w:pPr>
       <w:r>
         <w:rPr>
+          <w:lang w:val="fr-CA"/>
+        </w:rPr>
+        <w:t>Voir les participants des courses</w:t>
+      </w:r>
+    </w:p>
+    <w:p>
+      <w:pPr>
+        <w:rPr>
+          <w:lang w:val="fr-CA"/>
+        </w:rPr>
+      </w:pPr>
+      <w:r>
+        <w:rPr>
+          <w:noProof/>
           <w:lang w:val="fr-CA"/>
         </w:rPr>
         <w:drawing>
@@ -926,8 +1102,35 @@
           <w:lang w:val="fr-CA"/>
         </w:rPr>
       </w:pPr>
+    </w:p>
+    <w:p>
+      <w:pPr>
+        <w:pStyle w:val="Paragraphedeliste"/>
+        <w:numPr>
+          <w:ilvl w:val="0"/>
+          <w:numId w:val="11"/>
+        </w:numPr>
+        <w:rPr>
+          <w:lang w:val="fr-CA"/>
+        </w:rPr>
+      </w:pPr>
       <w:r>
         <w:rPr>
+          <w:lang w:val="fr-CA"/>
+        </w:rPr>
+        <w:lastRenderedPageBreak/>
+        <w:t>Ajouter un participant à une course.</w:t>
+      </w:r>
+    </w:p>
+    <w:p>
+      <w:pPr>
+        <w:rPr>
+          <w:lang w:val="fr-CA"/>
+        </w:rPr>
+      </w:pPr>
+      <w:r>
+        <w:rPr>
+          <w:noProof/>
           <w:lang w:val="fr-CA"/>
         </w:rPr>
         <w:drawing>
@@ -969,6 +1172,11 @@
     </w:p>
     <w:p>
       <w:pPr>
+        <w:pStyle w:val="Paragraphedeliste"/>
+        <w:numPr>
+          <w:ilvl w:val="0"/>
+          <w:numId w:val="11"/>
+        </w:numPr>
         <w:rPr>
           <w:lang w:val="fr-CA"/>
         </w:rPr>
@@ -977,7 +1185,20 @@
         <w:rPr>
           <w:lang w:val="fr-CA"/>
         </w:rPr>
-        <w:lastRenderedPageBreak/>
+        <w:t xml:space="preserve">Le participant est affiché dans la liste. Façon simple de gérer les bateaux qui seront dans les courses à venir. </w:t>
+      </w:r>
+    </w:p>
+    <w:p>
+      <w:pPr>
+        <w:rPr>
+          <w:lang w:val="fr-CA"/>
+        </w:rPr>
+      </w:pPr>
+      <w:r>
+        <w:rPr>
+          <w:noProof/>
+          <w:lang w:val="fr-CA"/>
+        </w:rPr>
         <w:drawing>
           <wp:inline distT="0" distB="0" distL="0" distR="0" wp14:anchorId="3FF38C98" wp14:editId="1B650908">
             <wp:extent cx="4686300" cy="2186940"/>
@@ -1017,12 +1238,31 @@
     </w:p>
     <w:p>
       <w:pPr>
+        <w:pStyle w:val="Paragraphedeliste"/>
+        <w:numPr>
+          <w:ilvl w:val="0"/>
+          <w:numId w:val="11"/>
+        </w:numPr>
         <w:rPr>
           <w:lang w:val="fr-CA"/>
         </w:rPr>
       </w:pPr>
       <w:r>
         <w:rPr>
+          <w:lang w:val="fr-CA"/>
+        </w:rPr>
+        <w:t xml:space="preserve">En cliquant sur Déconnexion on est de retour à l’accueil. </w:t>
+      </w:r>
+    </w:p>
+    <w:p>
+      <w:pPr>
+        <w:rPr>
+          <w:lang w:val="fr-CA"/>
+        </w:rPr>
+      </w:pPr>
+      <w:r>
+        <w:rPr>
+          <w:noProof/>
           <w:lang w:val="fr-CA"/>
         </w:rPr>
         <w:drawing>
@@ -1064,6 +1304,13 @@
     </w:p>
     <w:p>
       <w:pPr>
+        <w:rPr>
+          <w:lang w:val="fr-CA"/>
+        </w:rPr>
+      </w:pPr>
+    </w:p>
+    <w:p>
+      <w:pPr>
         <w:pStyle w:val="Titre2"/>
         <w:rPr>
           <w:lang w:val="fr-CA"/>
@@ -1073,6 +1320,7 @@
         <w:rPr>
           <w:lang w:val="fr-CA"/>
         </w:rPr>
+        <w:lastRenderedPageBreak/>
         <w:t xml:space="preserve">3. Ce qui est validé / </w:t>
       </w:r>
       <w:r>
@@ -1594,6 +1842,95 @@
       </w:rPr>
     </w:lvl>
   </w:abstractNum>
+  <w:abstractNum w:abstractNumId="10" w15:restartNumberingAfterBreak="0">
+    <w:nsid w:val="60C079C4"/>
+    <w:multiLevelType w:val="hybridMultilevel"/>
+    <w:tmpl w:val="3D124FF0"/>
+    <w:lvl w:ilvl="0" w:tplc="0C0C000F">
+      <w:start w:val="1"/>
+      <w:numFmt w:val="decimal"/>
+      <w:lvlText w:val="%1."/>
+      <w:lvlJc w:val="left"/>
+      <w:pPr>
+        <w:ind w:left="720" w:hanging="360"/>
+      </w:pPr>
+      <w:rPr>
+        <w:rFonts w:hint="default"/>
+      </w:rPr>
+    </w:lvl>
+    <w:lvl w:ilvl="1" w:tplc="0C0C0019" w:tentative="1">
+      <w:start w:val="1"/>
+      <w:numFmt w:val="lowerLetter"/>
+      <w:lvlText w:val="%2."/>
+      <w:lvlJc w:val="left"/>
+      <w:pPr>
+        <w:ind w:left="1440" w:hanging="360"/>
+      </w:pPr>
+    </w:lvl>
+    <w:lvl w:ilvl="2" w:tplc="0C0C001B" w:tentative="1">
+      <w:start w:val="1"/>
+      <w:numFmt w:val="lowerRoman"/>
+      <w:lvlText w:val="%3."/>
+      <w:lvlJc w:val="right"/>
+      <w:pPr>
+        <w:ind w:left="2160" w:hanging="180"/>
+      </w:pPr>
+    </w:lvl>
+    <w:lvl w:ilvl="3" w:tplc="0C0C000F" w:tentative="1">
+      <w:start w:val="1"/>
+      <w:numFmt w:val="decimal"/>
+      <w:lvlText w:val="%4."/>
+      <w:lvlJc w:val="left"/>
+      <w:pPr>
+        <w:ind w:left="2880" w:hanging="360"/>
+      </w:pPr>
+    </w:lvl>
+    <w:lvl w:ilvl="4" w:tplc="0C0C0019" w:tentative="1">
+      <w:start w:val="1"/>
+      <w:numFmt w:val="lowerLetter"/>
+      <w:lvlText w:val="%5."/>
+      <w:lvlJc w:val="left"/>
+      <w:pPr>
+        <w:ind w:left="3600" w:hanging="360"/>
+      </w:pPr>
+    </w:lvl>
+    <w:lvl w:ilvl="5" w:tplc="0C0C001B" w:tentative="1">
+      <w:start w:val="1"/>
+      <w:numFmt w:val="lowerRoman"/>
+      <w:lvlText w:val="%6."/>
+      <w:lvlJc w:val="right"/>
+      <w:pPr>
+        <w:ind w:left="4320" w:hanging="180"/>
+      </w:pPr>
+    </w:lvl>
+    <w:lvl w:ilvl="6" w:tplc="0C0C000F" w:tentative="1">
+      <w:start w:val="1"/>
+      <w:numFmt w:val="decimal"/>
+      <w:lvlText w:val="%7."/>
+      <w:lvlJc w:val="left"/>
+      <w:pPr>
+        <w:ind w:left="5040" w:hanging="360"/>
+      </w:pPr>
+    </w:lvl>
+    <w:lvl w:ilvl="7" w:tplc="0C0C0019" w:tentative="1">
+      <w:start w:val="1"/>
+      <w:numFmt w:val="lowerLetter"/>
+      <w:lvlText w:val="%8."/>
+      <w:lvlJc w:val="left"/>
+      <w:pPr>
+        <w:ind w:left="5760" w:hanging="360"/>
+      </w:pPr>
+    </w:lvl>
+    <w:lvl w:ilvl="8" w:tplc="0C0C001B" w:tentative="1">
+      <w:start w:val="1"/>
+      <w:numFmt w:val="lowerRoman"/>
+      <w:lvlText w:val="%9."/>
+      <w:lvlJc w:val="right"/>
+      <w:pPr>
+        <w:ind w:left="6480" w:hanging="180"/>
+      </w:pPr>
+    </w:lvl>
+  </w:abstractNum>
   <w:num w:numId="1" w16cid:durableId="1904094759">
     <w:abstractNumId w:val="8"/>
   </w:num>
@@ -1623,6 +1960,9 @@
   </w:num>
   <w:num w:numId="10" w16cid:durableId="1667973988">
     <w:abstractNumId w:val="9"/>
+  </w:num>
+  <w:num w:numId="11" w16cid:durableId="1581408389">
+    <w:abstractNumId w:val="10"/>
   </w:num>
 </w:numbering>
 </file>
@@ -13331,14 +13671,6 @@
 </file>
 
 <file path=customXml/item1.xml><?xml version="1.0" encoding="utf-8"?>
-<p:properties xmlns:p="http://schemas.microsoft.com/office/2006/metadata/properties" xmlns:xsi="http://www.w3.org/2001/XMLSchema-instance" xmlns:pc="http://schemas.microsoft.com/office/infopath/2007/PartnerControls">
-  <documentManagement>
-    <ReferenceId xmlns="58914a97-80a9-4312-8427-8216aff5104f" xsi:nil="true"/>
-  </documentManagement>
-</p:properties>
-</file>
-
-<file path=customXml/item2.xml><?xml version="1.0" encoding="utf-8"?>
 <?mso-contentType ?>
 <FormTemplates xmlns="http://schemas.microsoft.com/sharepoint/v3/contenttype/forms">
   <Display>DocumentLibraryForm</Display>
@@ -13347,7 +13679,19 @@
 </FormTemplates>
 </file>
 
+<file path=customXml/item2.xml><?xml version="1.0" encoding="utf-8"?>
+<p:properties xmlns:p="http://schemas.microsoft.com/office/2006/metadata/properties" xmlns:xsi="http://www.w3.org/2001/XMLSchema-instance" xmlns:pc="http://schemas.microsoft.com/office/infopath/2007/PartnerControls">
+  <documentManagement>
+    <ReferenceId xmlns="58914a97-80a9-4312-8427-8216aff5104f" xsi:nil="true"/>
+  </documentManagement>
+</p:properties>
+</file>
+
 <file path=customXml/item3.xml><?xml version="1.0" encoding="utf-8"?>
+<b:Sources xmlns:b="http://schemas.openxmlformats.org/officeDocument/2006/bibliography" xmlns="http://schemas.openxmlformats.org/officeDocument/2006/bibliography" SelectedStyle="/APA.XSL" StyleName="APA"/>
+</file>
+
+<file path=customXml/item4.xml><?xml version="1.0" encoding="utf-8"?>
 <ct:contentTypeSchema xmlns:ct="http://schemas.microsoft.com/office/2006/metadata/contentType" xmlns:ma="http://schemas.microsoft.com/office/2006/metadata/properties/metaAttributes" ct:_="" ma:_="" ma:contentTypeName="Document" ma:contentTypeID="0x010100DE0DFEAB65B93E4C9A51969E6C8EA979" ma:contentTypeVersion="4" ma:contentTypeDescription="Crée un document." ma:contentTypeScope="" ma:versionID="d6ae60a39aa4a9184a24f87e1d1de576">
   <xsd:schema xmlns:xsd="http://www.w3.org/2001/XMLSchema" xmlns:xs="http://www.w3.org/2001/XMLSchema" xmlns:p="http://schemas.microsoft.com/office/2006/metadata/properties" xmlns:ns2="58914a97-80a9-4312-8427-8216aff5104f" targetNamespace="http://schemas.microsoft.com/office/2006/metadata/properties" ma:root="true" ma:fieldsID="a402ca9776b18f94a58572205b9caeb4" ns2:_="">
     <xsd:import namespace="58914a97-80a9-4312-8427-8216aff5104f"/>
@@ -13491,11 +13835,15 @@
 </ct:contentTypeSchema>
 </file>
 
-<file path=customXml/item4.xml><?xml version="1.0" encoding="utf-8"?>
-<b:Sources xmlns:b="http://schemas.openxmlformats.org/officeDocument/2006/bibliography" xmlns="http://schemas.openxmlformats.org/officeDocument/2006/bibliography" SelectedStyle="/APA.XSL" StyleName="APA"/>
+<file path=customXml/itemProps1.xml><?xml version="1.0" encoding="utf-8"?>
+<ds:datastoreItem xmlns:ds="http://schemas.openxmlformats.org/officeDocument/2006/customXml" ds:itemID="{36A7D781-79A2-4C18-BABF-A9B4F11106C1}">
+  <ds:schemaRefs>
+    <ds:schemaRef ds:uri="http://schemas.microsoft.com/sharepoint/v3/contenttype/forms"/>
+  </ds:schemaRefs>
+</ds:datastoreItem>
 </file>
 
-<file path=customXml/itemProps1.xml><?xml version="1.0" encoding="utf-8"?>
+<file path=customXml/itemProps2.xml><?xml version="1.0" encoding="utf-8"?>
 <ds:datastoreItem xmlns:ds="http://schemas.openxmlformats.org/officeDocument/2006/customXml" ds:itemID="{E1822676-F4D3-4FD9-8A42-841F64471C51}">
   <ds:schemaRefs>
     <ds:schemaRef ds:uri="http://schemas.microsoft.com/office/2006/metadata/properties"/>
@@ -13505,15 +13853,15 @@
 </ds:datastoreItem>
 </file>
 
-<file path=customXml/itemProps2.xml><?xml version="1.0" encoding="utf-8"?>
-<ds:datastoreItem xmlns:ds="http://schemas.openxmlformats.org/officeDocument/2006/customXml" ds:itemID="{36A7D781-79A2-4C18-BABF-A9B4F11106C1}">
+<file path=customXml/itemProps3.xml><?xml version="1.0" encoding="utf-8"?>
+<ds:datastoreItem xmlns:ds="http://schemas.openxmlformats.org/officeDocument/2006/customXml" ds:itemID="{EF278816-EC6F-A645-907D-7F25AECB1D4A}">
   <ds:schemaRefs>
-    <ds:schemaRef ds:uri="http://schemas.microsoft.com/sharepoint/v3/contenttype/forms"/>
+    <ds:schemaRef ds:uri="http://schemas.openxmlformats.org/officeDocument/2006/bibliography"/>
   </ds:schemaRefs>
 </ds:datastoreItem>
 </file>
 
-<file path=customXml/itemProps3.xml><?xml version="1.0" encoding="utf-8"?>
+<file path=customXml/itemProps4.xml><?xml version="1.0" encoding="utf-8"?>
 <ds:datastoreItem xmlns:ds="http://schemas.openxmlformats.org/officeDocument/2006/customXml" ds:itemID="{9521703E-9C8A-4EEA-8F99-2D2098ADB2DB}">
   <ds:schemaRefs>
     <ds:schemaRef ds:uri="http://schemas.microsoft.com/office/2006/metadata/contentType"/>
@@ -13529,12 +13877,4 @@
     <ds:schemaRef ds:uri="http://schemas.microsoft.com/internal/obd"/>
   </ds:schemaRefs>
 </ds:datastoreItem>
-</file>
-
-<file path=customXml/itemProps4.xml><?xml version="1.0" encoding="utf-8"?>
-<ds:datastoreItem xmlns:ds="http://schemas.openxmlformats.org/officeDocument/2006/customXml" ds:itemID="{EF278816-EC6F-A645-907D-7F25AECB1D4A}">
-  <ds:schemaRefs>
-    <ds:schemaRef ds:uri="http://schemas.openxmlformats.org/officeDocument/2006/bibliography"/>
-  </ds:schemaRefs>
-</ds:datastoreItem>
 </file>
--- a/Documents/TP4_Phase2_Prototype.docx
+++ b/Documents/TP4_Phase2_Prototype.docx
@@ -110,111 +110,7 @@
         <w:rPr>
           <w:lang w:val="fr-CA"/>
         </w:rPr>
-        <w:t xml:space="preserve">Décrivez le scénario utilisateur principal (happy </w:t>
-      </w:r>
-      <w:proofErr w:type="spellStart"/>
-      <w:r>
-        <w:rPr>
-          <w:lang w:val="fr-CA"/>
-        </w:rPr>
-        <w:t>path</w:t>
-      </w:r>
-      <w:proofErr w:type="spellEnd"/>
-      <w:r>
-        <w:rPr>
-          <w:lang w:val="fr-CA"/>
-        </w:rPr>
-        <w:t>) démontré dans votre prototype.</w:t>
-      </w:r>
-      <w:r>
-        <w:rPr>
-          <w:lang w:val="fr-CA"/>
-        </w:rPr>
-        <w:br/>
-      </w:r>
-      <w:r>
-        <w:rPr>
-          <w:lang w:val="fr-CA"/>
-        </w:rPr>
-        <w:br/>
-        <w:t>Inclure :</w:t>
-      </w:r>
-      <w:r>
-        <w:rPr>
-          <w:lang w:val="fr-CA"/>
-        </w:rPr>
-        <w:br/>
-        <w:t>- Contexte d’utilisation</w:t>
-      </w:r>
-      <w:r>
-        <w:rPr>
-          <w:lang w:val="fr-CA"/>
-        </w:rPr>
-        <w:br/>
-        <w:t>- Profil de l’utilisateur</w:t>
-      </w:r>
-      <w:r>
-        <w:rPr>
-          <w:lang w:val="fr-CA"/>
-        </w:rPr>
-        <w:br/>
-        <w:t>- Objectif visé</w:t>
-      </w:r>
-      <w:r>
-        <w:rPr>
-          <w:lang w:val="fr-CA"/>
-        </w:rPr>
-        <w:br/>
-        <w:t>- Étapes principales du flux (d</w:t>
-      </w:r>
-      <w:r>
-        <w:rPr>
-          <w:lang w:val="fr-CA"/>
-        </w:rPr>
-        <w:t>u</w:t>
-      </w:r>
-      <w:r>
-        <w:rPr>
-          <w:lang w:val="fr-CA"/>
-        </w:rPr>
-        <w:t xml:space="preserve"> début </w:t>
-      </w:r>
-      <w:r>
-        <w:rPr>
-          <w:lang w:val="fr-CA"/>
-        </w:rPr>
-        <w:t>jusqu’</w:t>
-      </w:r>
-      <w:r>
-        <w:rPr>
-          <w:lang w:val="fr-CA"/>
-        </w:rPr>
-        <w:t>à</w:t>
-      </w:r>
-      <w:r>
-        <w:rPr>
-          <w:lang w:val="fr-CA"/>
-        </w:rPr>
-        <w:t xml:space="preserve"> la</w:t>
-      </w:r>
-      <w:r>
-        <w:rPr>
-          <w:lang w:val="fr-CA"/>
-        </w:rPr>
-        <w:t xml:space="preserve"> fin)</w:t>
-      </w:r>
-      <w:r>
-        <w:rPr>
-          <w:lang w:val="fr-CA"/>
-        </w:rPr>
-        <w:br/>
-      </w:r>
-      <w:r>
-        <w:rPr>
-          <w:lang w:val="fr-CA"/>
-        </w:rPr>
-        <w:br/>
-        <w:t>Le scénario doit démontrer un enchaînement logique permettant d’atteindre l’objectif principal.</w:t>
+        <w:t>Décrivez le scénario utilisateur principal (happy path) démontré dans votre prototype.</w:t>
       </w:r>
     </w:p>
     <w:p>
@@ -464,6 +360,34 @@
     </w:p>
     <w:p>
       <w:pPr>
+        <w:rPr>
+          <w:lang w:val="fr-CA"/>
+        </w:rPr>
+      </w:pPr>
+    </w:p>
+    <w:p>
+      <w:pPr>
+        <w:rPr>
+          <w:lang w:val="fr-CA"/>
+        </w:rPr>
+      </w:pPr>
+    </w:p>
+    <w:p>
+      <w:pPr>
+        <w:rPr>
+          <w:lang w:val="fr-CA"/>
+        </w:rPr>
+      </w:pPr>
+    </w:p>
+    <w:p>
+      <w:pPr>
+        <w:rPr>
+          <w:lang w:val="fr-CA"/>
+        </w:rPr>
+      </w:pPr>
+    </w:p>
+    <w:p>
+      <w:pPr>
         <w:pStyle w:val="Titre2"/>
         <w:rPr>
           <w:lang w:val="fr-CA"/>
@@ -473,7 +397,6 @@
         <w:rPr>
           <w:lang w:val="fr-CA"/>
         </w:rPr>
-        <w:lastRenderedPageBreak/>
         <w:t>2. Écrans / Étapes (captures)</w:t>
       </w:r>
     </w:p>
@@ -489,66 +412,6 @@
         </w:rPr>
         <w:t>Insérez les captures d’écran ou illustrations représentant les principales étapes du prototype.</w:t>
       </w:r>
-      <w:r>
-        <w:rPr>
-          <w:lang w:val="fr-CA"/>
-        </w:rPr>
-        <w:br/>
-      </w:r>
-      <w:r>
-        <w:rPr>
-          <w:lang w:val="fr-CA"/>
-        </w:rPr>
-        <w:br/>
-        <w:t>Pour chaque capture :</w:t>
-      </w:r>
-      <w:r>
-        <w:rPr>
-          <w:lang w:val="fr-CA"/>
-        </w:rPr>
-        <w:br/>
-        <w:t>- Indiquer le numéro de l’écran</w:t>
-      </w:r>
-      <w:r>
-        <w:rPr>
-          <w:lang w:val="fr-CA"/>
-        </w:rPr>
-        <w:br/>
-        <w:t>- Expliquer brièvement son rôle dans le flux</w:t>
-      </w:r>
-      <w:r>
-        <w:rPr>
-          <w:lang w:val="fr-CA"/>
-        </w:rPr>
-        <w:br/>
-        <w:t>- Préciser l’action effectuée par l’utilisateur</w:t>
-      </w:r>
-    </w:p>
-    <w:p>
-      <w:pPr>
-        <w:rPr>
-          <w:lang w:val="fr-CA"/>
-        </w:rPr>
-      </w:pPr>
-      <w:r>
-        <w:rPr>
-          <w:lang w:val="fr-CA"/>
-        </w:rPr>
-        <w:br/>
-      </w:r>
-      <w:r>
-        <w:rPr>
-          <w:lang w:val="fr-CA"/>
-        </w:rPr>
-        <w:t>L’objectif est de démontrer la cohérence du parcours utilisateur.</w:t>
-      </w:r>
-    </w:p>
-    <w:p>
-      <w:pPr>
-        <w:rPr>
-          <w:lang w:val="fr-CA"/>
-        </w:rPr>
-      </w:pPr>
     </w:p>
     <w:p>
       <w:pPr>
@@ -565,6 +428,7 @@
         <w:rPr>
           <w:lang w:val="fr-CA"/>
         </w:rPr>
+        <w:lastRenderedPageBreak/>
         <w:t>Accueil. Point de départ de l’application. On peut créer un compte ou se connecter.</w:t>
       </w:r>
     </w:p>
@@ -707,7 +571,6 @@
         <w:rPr>
           <w:lang w:val="fr-CA"/>
         </w:rPr>
-        <w:lastRenderedPageBreak/>
         <w:t>Ajouter un bateau. L’utilisateur peut ajouter un bateau à la base de données. C’est une fonctionnalité de base cruciale pour faire des courses de bateaux.</w:t>
       </w:r>
       <w:r>
@@ -718,14 +581,13 @@
       </w:r>
       <w:r>
         <w:rPr>
-          <w:noProof/>
           <w:lang w:val="fr-CA"/>
         </w:rPr>
         <w:drawing>
-          <wp:inline distT="0" distB="0" distL="0" distR="0" wp14:anchorId="4C193468" wp14:editId="3766A358">
-            <wp:extent cx="4498941" cy="1857375"/>
+          <wp:inline distT="0" distB="0" distL="0" distR="0" wp14:anchorId="301530E2" wp14:editId="250B5BD5">
+            <wp:extent cx="4383529" cy="2190750"/>
             <wp:effectExtent l="0" t="0" r="0" b="0"/>
-            <wp:docPr id="1068060876" name="Image 1"/>
+            <wp:docPr id="1811290710" name="Image 1"/>
             <wp:cNvGraphicFramePr>
               <a:graphicFrameLocks xmlns:a="http://schemas.openxmlformats.org/drawingml/2006/main" noChangeAspect="1"/>
             </wp:cNvGraphicFramePr>
@@ -733,7 +595,7 @@
               <a:graphicData uri="http://schemas.openxmlformats.org/drawingml/2006/picture">
                 <pic:pic xmlns:pic="http://schemas.openxmlformats.org/drawingml/2006/picture">
                   <pic:nvPicPr>
-                    <pic:cNvPr id="1068060876" name=""/>
+                    <pic:cNvPr id="1811290710" name=""/>
                     <pic:cNvPicPr/>
                   </pic:nvPicPr>
                   <pic:blipFill>
@@ -745,7 +607,7 @@
                   <pic:spPr>
                     <a:xfrm>
                       <a:off x="0" y="0"/>
-                      <a:ext cx="4512069" cy="1862795"/>
+                      <a:ext cx="4384796" cy="2191383"/>
                     </a:xfrm>
                     <a:prstGeom prst="rect">
                       <a:avLst/>
@@ -761,6 +623,46 @@
     <w:p>
       <w:pPr>
         <w:pStyle w:val="Paragraphedeliste"/>
+        <w:rPr>
+          <w:lang w:val="fr-CA"/>
+        </w:rPr>
+      </w:pPr>
+    </w:p>
+    <w:p>
+      <w:pPr>
+        <w:pStyle w:val="Paragraphedeliste"/>
+        <w:rPr>
+          <w:lang w:val="fr-CA"/>
+        </w:rPr>
+      </w:pPr>
+    </w:p>
+    <w:p>
+      <w:pPr>
+        <w:pStyle w:val="Paragraphedeliste"/>
+        <w:rPr>
+          <w:lang w:val="fr-CA"/>
+        </w:rPr>
+      </w:pPr>
+    </w:p>
+    <w:p>
+      <w:pPr>
+        <w:pStyle w:val="Paragraphedeliste"/>
+        <w:rPr>
+          <w:lang w:val="fr-CA"/>
+        </w:rPr>
+      </w:pPr>
+    </w:p>
+    <w:p>
+      <w:pPr>
+        <w:pStyle w:val="Paragraphedeliste"/>
+        <w:rPr>
+          <w:lang w:val="fr-CA"/>
+        </w:rPr>
+      </w:pPr>
+    </w:p>
+    <w:p>
+      <w:pPr>
+        <w:pStyle w:val="Paragraphedeliste"/>
         <w:numPr>
           <w:ilvl w:val="0"/>
           <w:numId w:val="11"/>
@@ -773,6 +675,7 @@
         <w:rPr>
           <w:lang w:val="fr-CA"/>
         </w:rPr>
+        <w:lastRenderedPageBreak/>
         <w:t>Voir les courses. C’est la liste des courses enregistrer. On peut ajouter et modifier les courses</w:t>
       </w:r>
     </w:p>
@@ -784,14 +687,13 @@
       </w:pPr>
       <w:r>
         <w:rPr>
-          <w:noProof/>
           <w:lang w:val="fr-CA"/>
         </w:rPr>
         <w:drawing>
-          <wp:inline distT="0" distB="0" distL="0" distR="0" wp14:anchorId="40615C17" wp14:editId="7FF07335">
-            <wp:extent cx="4476750" cy="2183452"/>
-            <wp:effectExtent l="0" t="0" r="0" b="7620"/>
-            <wp:docPr id="36385970" name="Image 1"/>
+          <wp:inline distT="0" distB="0" distL="0" distR="0" wp14:anchorId="29A42520" wp14:editId="75BE9F30">
+            <wp:extent cx="5372100" cy="2697242"/>
+            <wp:effectExtent l="0" t="0" r="0" b="8255"/>
+            <wp:docPr id="695655553" name="Image 1"/>
             <wp:cNvGraphicFramePr>
               <a:graphicFrameLocks xmlns:a="http://schemas.openxmlformats.org/drawingml/2006/main" noChangeAspect="1"/>
             </wp:cNvGraphicFramePr>
@@ -799,7 +701,7 @@
               <a:graphicData uri="http://schemas.openxmlformats.org/drawingml/2006/picture">
                 <pic:pic xmlns:pic="http://schemas.openxmlformats.org/drawingml/2006/picture">
                   <pic:nvPicPr>
-                    <pic:cNvPr id="36385970" name=""/>
+                    <pic:cNvPr id="695655553" name=""/>
                     <pic:cNvPicPr/>
                   </pic:nvPicPr>
                   <pic:blipFill>
@@ -811,7 +713,7 @@
                   <pic:spPr>
                     <a:xfrm>
                       <a:off x="0" y="0"/>
-                      <a:ext cx="4485233" cy="2187590"/>
+                      <a:ext cx="5374257" cy="2698325"/>
                     </a:xfrm>
                     <a:prstGeom prst="rect">
                       <a:avLst/>
@@ -850,14 +752,13 @@
       </w:pPr>
       <w:r>
         <w:rPr>
-          <w:noProof/>
           <w:lang w:val="fr-CA"/>
         </w:rPr>
         <w:drawing>
-          <wp:inline distT="0" distB="0" distL="0" distR="0" wp14:anchorId="07D6E9D9" wp14:editId="5466BB6D">
-            <wp:extent cx="4457700" cy="2180352"/>
-            <wp:effectExtent l="0" t="0" r="0" b="0"/>
-            <wp:docPr id="2117082526" name="Image 1"/>
+          <wp:inline distT="0" distB="0" distL="0" distR="0" wp14:anchorId="0AD688A2" wp14:editId="701D88AF">
+            <wp:extent cx="5057775" cy="2487910"/>
+            <wp:effectExtent l="0" t="0" r="0" b="8255"/>
+            <wp:docPr id="1575861915" name="Image 1"/>
             <wp:cNvGraphicFramePr>
               <a:graphicFrameLocks xmlns:a="http://schemas.openxmlformats.org/drawingml/2006/main" noChangeAspect="1"/>
             </wp:cNvGraphicFramePr>
@@ -865,7 +766,7 @@
               <a:graphicData uri="http://schemas.openxmlformats.org/drawingml/2006/picture">
                 <pic:pic xmlns:pic="http://schemas.openxmlformats.org/drawingml/2006/picture">
                   <pic:nvPicPr>
-                    <pic:cNvPr id="2117082526" name=""/>
+                    <pic:cNvPr id="1575861915" name=""/>
                     <pic:cNvPicPr/>
                   </pic:nvPicPr>
                   <pic:blipFill>
@@ -877,7 +778,7 @@
                   <pic:spPr>
                     <a:xfrm>
                       <a:off x="0" y="0"/>
-                      <a:ext cx="4464452" cy="2183655"/>
+                      <a:ext cx="5063292" cy="2490624"/>
                     </a:xfrm>
                     <a:prstGeom prst="rect">
                       <a:avLst/>
@@ -899,6 +800,41 @@
     </w:p>
     <w:p>
       <w:pPr>
+        <w:rPr>
+          <w:lang w:val="fr-CA"/>
+        </w:rPr>
+      </w:pPr>
+    </w:p>
+    <w:p>
+      <w:pPr>
+        <w:rPr>
+          <w:lang w:val="fr-CA"/>
+        </w:rPr>
+      </w:pPr>
+    </w:p>
+    <w:p>
+      <w:pPr>
+        <w:rPr>
+          <w:lang w:val="fr-CA"/>
+        </w:rPr>
+      </w:pPr>
+    </w:p>
+    <w:p>
+      <w:pPr>
+        <w:rPr>
+          <w:lang w:val="fr-CA"/>
+        </w:rPr>
+      </w:pPr>
+    </w:p>
+    <w:p>
+      <w:pPr>
+        <w:rPr>
+          <w:lang w:val="fr-CA"/>
+        </w:rPr>
+      </w:pPr>
+    </w:p>
+    <w:p>
+      <w:pPr>
         <w:pStyle w:val="Paragraphedeliste"/>
         <w:numPr>
           <w:ilvl w:val="0"/>
@@ -928,7 +864,7 @@
           <w:lang w:val="fr-CA"/>
         </w:rPr>
         <w:drawing>
-          <wp:inline distT="0" distB="0" distL="0" distR="0" wp14:anchorId="56146B48" wp14:editId="4EFA2193">
+          <wp:inline distT="0" distB="0" distL="0" distR="0" wp14:anchorId="0F7EF78E" wp14:editId="14EBAB33">
             <wp:extent cx="4438650" cy="2273781"/>
             <wp:effectExtent l="0" t="0" r="0" b="0"/>
             <wp:docPr id="1863929862" name="Image 1"/>
@@ -966,69 +902,10 @@
     </w:p>
     <w:p>
       <w:pPr>
-        <w:pStyle w:val="Paragraphedeliste"/>
-        <w:numPr>
-          <w:ilvl w:val="0"/>
-          <w:numId w:val="11"/>
-        </w:numPr>
-        <w:rPr>
-          <w:lang w:val="fr-CA"/>
-        </w:rPr>
-      </w:pPr>
-      <w:r>
-        <w:rPr>
-          <w:lang w:val="fr-CA"/>
-        </w:rPr>
-        <w:t>Voir les séries. Même concept que l’écran des courses mais pour les séries.</w:t>
-      </w:r>
-    </w:p>
-    <w:p>
-      <w:pPr>
-        <w:rPr>
-          <w:lang w:val="fr-CA"/>
-        </w:rPr>
-      </w:pPr>
-      <w:r>
-        <w:rPr>
-          <w:noProof/>
-          <w:lang w:val="fr-CA"/>
-        </w:rPr>
-        <w:drawing>
-          <wp:inline distT="0" distB="0" distL="0" distR="0" wp14:anchorId="40CCD0DF" wp14:editId="0EB69B29">
-            <wp:extent cx="4613564" cy="2114550"/>
-            <wp:effectExtent l="0" t="0" r="0" b="0"/>
-            <wp:docPr id="1470982998" name="Image 1"/>
-            <wp:cNvGraphicFramePr>
-              <a:graphicFrameLocks xmlns:a="http://schemas.openxmlformats.org/drawingml/2006/main" noChangeAspect="1"/>
-            </wp:cNvGraphicFramePr>
-            <a:graphic xmlns:a="http://schemas.openxmlformats.org/drawingml/2006/main">
-              <a:graphicData uri="http://schemas.openxmlformats.org/drawingml/2006/picture">
-                <pic:pic xmlns:pic="http://schemas.openxmlformats.org/drawingml/2006/picture">
-                  <pic:nvPicPr>
-                    <pic:cNvPr id="1470982998" name=""/>
-                    <pic:cNvPicPr/>
-                  </pic:nvPicPr>
-                  <pic:blipFill>
-                    <a:blip r:embed="rId17"/>
-                    <a:stretch>
-                      <a:fillRect/>
-                    </a:stretch>
-                  </pic:blipFill>
-                  <pic:spPr>
-                    <a:xfrm>
-                      <a:off x="0" y="0"/>
-                      <a:ext cx="4622502" cy="2118646"/>
-                    </a:xfrm>
-                    <a:prstGeom prst="rect">
-                      <a:avLst/>
-                    </a:prstGeom>
-                  </pic:spPr>
-                </pic:pic>
-              </a:graphicData>
-            </a:graphic>
-          </wp:inline>
-        </w:drawing>
-      </w:r>
+        <w:rPr>
+          <w:lang w:val="fr-CA"/>
+        </w:rPr>
+      </w:pPr>
     </w:p>
     <w:p>
       <w:pPr>
@@ -1075,7 +952,7 @@
                     <pic:cNvPicPr/>
                   </pic:nvPicPr>
                   <pic:blipFill>
-                    <a:blip r:embed="rId18"/>
+                    <a:blip r:embed="rId17"/>
                     <a:stretch>
                       <a:fillRect/>
                     </a:stretch>
@@ -1105,6 +982,55 @@
     </w:p>
     <w:p>
       <w:pPr>
+        <w:rPr>
+          <w:lang w:val="fr-CA"/>
+        </w:rPr>
+      </w:pPr>
+    </w:p>
+    <w:p>
+      <w:pPr>
+        <w:rPr>
+          <w:lang w:val="fr-CA"/>
+        </w:rPr>
+      </w:pPr>
+    </w:p>
+    <w:p>
+      <w:pPr>
+        <w:rPr>
+          <w:lang w:val="fr-CA"/>
+        </w:rPr>
+      </w:pPr>
+    </w:p>
+    <w:p>
+      <w:pPr>
+        <w:rPr>
+          <w:lang w:val="fr-CA"/>
+        </w:rPr>
+      </w:pPr>
+    </w:p>
+    <w:p>
+      <w:pPr>
+        <w:rPr>
+          <w:lang w:val="fr-CA"/>
+        </w:rPr>
+      </w:pPr>
+    </w:p>
+    <w:p>
+      <w:pPr>
+        <w:rPr>
+          <w:lang w:val="fr-CA"/>
+        </w:rPr>
+      </w:pPr>
+    </w:p>
+    <w:p>
+      <w:pPr>
+        <w:rPr>
+          <w:lang w:val="fr-CA"/>
+        </w:rPr>
+      </w:pPr>
+    </w:p>
+    <w:p>
+      <w:pPr>
         <w:pStyle w:val="Paragraphedeliste"/>
         <w:numPr>
           <w:ilvl w:val="0"/>
@@ -1149,7 +1075,7 @@
                     <pic:cNvPicPr/>
                   </pic:nvPicPr>
                   <pic:blipFill>
-                    <a:blip r:embed="rId19"/>
+                    <a:blip r:embed="rId18"/>
                     <a:stretch>
                       <a:fillRect/>
                     </a:stretch>
@@ -1215,7 +1141,7 @@
                     <pic:cNvPicPr/>
                   </pic:nvPicPr>
                   <pic:blipFill>
-                    <a:blip r:embed="rId20"/>
+                    <a:blip r:embed="rId19"/>
                     <a:stretch>
                       <a:fillRect/>
                     </a:stretch>
@@ -1281,7 +1207,7 @@
                     <pic:cNvPicPr/>
                   </pic:nvPicPr>
                   <pic:blipFill>
-                    <a:blip r:embed="rId21"/>
+                    <a:blip r:embed="rId20"/>
                     <a:stretch>
                       <a:fillRect/>
                     </a:stretch>
@@ -1382,12 +1308,39 @@
         <w:br/>
         <w:t>- Logique fonctionnelle de base</w:t>
       </w:r>
+    </w:p>
+    <w:p>
+      <w:pPr>
+        <w:rPr>
+          <w:lang w:val="fr-CA"/>
+        </w:rPr>
+      </w:pPr>
       <w:r>
         <w:rPr>
           <w:lang w:val="fr-CA"/>
         </w:rPr>
-        <w:br/>
+        <w:t xml:space="preserve">Modèle validé avec les bateaux, courses et inscriptions. Navigation entre les pages fonctionnelle et intuitive. </w:t>
       </w:r>
+      <w:r>
+        <w:rPr>
+          <w:lang w:val="fr-CA"/>
+        </w:rPr>
+        <w:t xml:space="preserve">Utilisation optimale de Svelte pour le frontend. Svelte est performant et simple à comprendre. </w:t>
+      </w:r>
+    </w:p>
+    <w:p>
+      <w:pPr>
+        <w:rPr>
+          <w:lang w:val="fr-CA"/>
+        </w:rPr>
+      </w:pPr>
+    </w:p>
+    <w:p>
+      <w:pPr>
+        <w:rPr>
+          <w:lang w:val="fr-CA"/>
+        </w:rPr>
+      </w:pPr>
       <w:r>
         <w:rPr>
           <w:lang w:val="fr-CA"/>
@@ -1427,16 +1380,27 @@
           <w:lang w:val="fr-CA"/>
         </w:rPr>
         <w:br/>
-        <w:t>Expliquez les choix effectués et les limites assumés à cette étape.</w:t>
+      </w:r>
+      <w:r>
+        <w:rPr>
+          <w:lang w:val="fr-CA"/>
+        </w:rPr>
+        <w:t>Données non persistantes.</w:t>
+      </w:r>
+      <w:r>
+        <w:rPr>
+          <w:lang w:val="fr-CA"/>
+        </w:rPr>
+        <w:t xml:space="preserve"> Nous n’avons pas essayé le modèle de données complet dans la base de données MongoDB. Éléments non disponibles : imprimer les formulaires d’inscription, feuilles de résultats et calcul du score.</w:t>
       </w:r>
     </w:p>
     <w:sectPr>
-      <w:headerReference w:type="even" r:id="rId22"/>
-      <w:headerReference w:type="default" r:id="rId23"/>
-      <w:footerReference w:type="even" r:id="rId24"/>
-      <w:footerReference w:type="default" r:id="rId25"/>
-      <w:headerReference w:type="first" r:id="rId26"/>
-      <w:footerReference w:type="first" r:id="rId27"/>
+      <w:headerReference w:type="even" r:id="rId21"/>
+      <w:headerReference w:type="default" r:id="rId22"/>
+      <w:footerReference w:type="even" r:id="rId23"/>
+      <w:footerReference w:type="default" r:id="rId24"/>
+      <w:headerReference w:type="first" r:id="rId25"/>
+      <w:footerReference w:type="first" r:id="rId26"/>
       <w:pgSz w:w="12240" w:h="15840"/>
       <w:pgMar w:top="1440" w:right="1800" w:bottom="1440" w:left="1800" w:header="720" w:footer="720" w:gutter="0"/>
       <w:cols w:space="720"/>
@@ -13671,6 +13635,14 @@
 </file>
 
 <file path=customXml/item1.xml><?xml version="1.0" encoding="utf-8"?>
+<p:properties xmlns:p="http://schemas.microsoft.com/office/2006/metadata/properties" xmlns:xsi="http://www.w3.org/2001/XMLSchema-instance" xmlns:pc="http://schemas.microsoft.com/office/infopath/2007/PartnerControls">
+  <documentManagement>
+    <ReferenceId xmlns="58914a97-80a9-4312-8427-8216aff5104f" xsi:nil="true"/>
+  </documentManagement>
+</p:properties>
+</file>
+
+<file path=customXml/item2.xml><?xml version="1.0" encoding="utf-8"?>
 <?mso-contentType ?>
 <FormTemplates xmlns="http://schemas.microsoft.com/sharepoint/v3/contenttype/forms">
   <Display>DocumentLibraryForm</Display>
@@ -13679,19 +13651,7 @@
 </FormTemplates>
 </file>
 
-<file path=customXml/item2.xml><?xml version="1.0" encoding="utf-8"?>
-<p:properties xmlns:p="http://schemas.microsoft.com/office/2006/metadata/properties" xmlns:xsi="http://www.w3.org/2001/XMLSchema-instance" xmlns:pc="http://schemas.microsoft.com/office/infopath/2007/PartnerControls">
-  <documentManagement>
-    <ReferenceId xmlns="58914a97-80a9-4312-8427-8216aff5104f" xsi:nil="true"/>
-  </documentManagement>
-</p:properties>
-</file>
-
 <file path=customXml/item3.xml><?xml version="1.0" encoding="utf-8"?>
-<b:Sources xmlns:b="http://schemas.openxmlformats.org/officeDocument/2006/bibliography" xmlns="http://schemas.openxmlformats.org/officeDocument/2006/bibliography" SelectedStyle="/APA.XSL" StyleName="APA"/>
-</file>
-
-<file path=customXml/item4.xml><?xml version="1.0" encoding="utf-8"?>
 <ct:contentTypeSchema xmlns:ct="http://schemas.microsoft.com/office/2006/metadata/contentType" xmlns:ma="http://schemas.microsoft.com/office/2006/metadata/properties/metaAttributes" ct:_="" ma:_="" ma:contentTypeName="Document" ma:contentTypeID="0x010100DE0DFEAB65B93E4C9A51969E6C8EA979" ma:contentTypeVersion="4" ma:contentTypeDescription="Crée un document." ma:contentTypeScope="" ma:versionID="d6ae60a39aa4a9184a24f87e1d1de576">
   <xsd:schema xmlns:xsd="http://www.w3.org/2001/XMLSchema" xmlns:xs="http://www.w3.org/2001/XMLSchema" xmlns:p="http://schemas.microsoft.com/office/2006/metadata/properties" xmlns:ns2="58914a97-80a9-4312-8427-8216aff5104f" targetNamespace="http://schemas.microsoft.com/office/2006/metadata/properties" ma:root="true" ma:fieldsID="a402ca9776b18f94a58572205b9caeb4" ns2:_="">
     <xsd:import namespace="58914a97-80a9-4312-8427-8216aff5104f"/>
@@ -13835,15 +13795,11 @@
 </ct:contentTypeSchema>
 </file>
 
-<file path=customXml/itemProps1.xml><?xml version="1.0" encoding="utf-8"?>
-<ds:datastoreItem xmlns:ds="http://schemas.openxmlformats.org/officeDocument/2006/customXml" ds:itemID="{36A7D781-79A2-4C18-BABF-A9B4F11106C1}">
-  <ds:schemaRefs>
-    <ds:schemaRef ds:uri="http://schemas.microsoft.com/sharepoint/v3/contenttype/forms"/>
-  </ds:schemaRefs>
-</ds:datastoreItem>
+<file path=customXml/item4.xml><?xml version="1.0" encoding="utf-8"?>
+<b:Sources xmlns:b="http://schemas.openxmlformats.org/officeDocument/2006/bibliography" xmlns="http://schemas.openxmlformats.org/officeDocument/2006/bibliography" SelectedStyle="/APA.XSL" StyleName="APA"/>
 </file>
 
-<file path=customXml/itemProps2.xml><?xml version="1.0" encoding="utf-8"?>
+<file path=customXml/itemProps1.xml><?xml version="1.0" encoding="utf-8"?>
 <ds:datastoreItem xmlns:ds="http://schemas.openxmlformats.org/officeDocument/2006/customXml" ds:itemID="{E1822676-F4D3-4FD9-8A42-841F64471C51}">
   <ds:schemaRefs>
     <ds:schemaRef ds:uri="http://schemas.microsoft.com/office/2006/metadata/properties"/>
@@ -13853,15 +13809,15 @@
 </ds:datastoreItem>
 </file>
 
-<file path=customXml/itemProps3.xml><?xml version="1.0" encoding="utf-8"?>
-<ds:datastoreItem xmlns:ds="http://schemas.openxmlformats.org/officeDocument/2006/customXml" ds:itemID="{EF278816-EC6F-A645-907D-7F25AECB1D4A}">
+<file path=customXml/itemProps2.xml><?xml version="1.0" encoding="utf-8"?>
+<ds:datastoreItem xmlns:ds="http://schemas.openxmlformats.org/officeDocument/2006/customXml" ds:itemID="{36A7D781-79A2-4C18-BABF-A9B4F11106C1}">
   <ds:schemaRefs>
-    <ds:schemaRef ds:uri="http://schemas.openxmlformats.org/officeDocument/2006/bibliography"/>
+    <ds:schemaRef ds:uri="http://schemas.microsoft.com/sharepoint/v3/contenttype/forms"/>
   </ds:schemaRefs>
 </ds:datastoreItem>
 </file>
 
-<file path=customXml/itemProps4.xml><?xml version="1.0" encoding="utf-8"?>
+<file path=customXml/itemProps3.xml><?xml version="1.0" encoding="utf-8"?>
 <ds:datastoreItem xmlns:ds="http://schemas.openxmlformats.org/officeDocument/2006/customXml" ds:itemID="{9521703E-9C8A-4EEA-8F99-2D2098ADB2DB}">
   <ds:schemaRefs>
     <ds:schemaRef ds:uri="http://schemas.microsoft.com/office/2006/metadata/contentType"/>
@@ -13877,4 +13833,12 @@
     <ds:schemaRef ds:uri="http://schemas.microsoft.com/internal/obd"/>
   </ds:schemaRefs>
 </ds:datastoreItem>
+</file>
+
+<file path=customXml/itemProps4.xml><?xml version="1.0" encoding="utf-8"?>
+<ds:datastoreItem xmlns:ds="http://schemas.openxmlformats.org/officeDocument/2006/customXml" ds:itemID="{EF278816-EC6F-A645-907D-7F25AECB1D4A}">
+  <ds:schemaRefs>
+    <ds:schemaRef ds:uri="http://schemas.openxmlformats.org/officeDocument/2006/bibliography"/>
+  </ds:schemaRefs>
+</ds:datastoreItem>
 </file>